--- a/email-psychiatrists-shift-requests.docx
+++ b/email-psychiatrists-shift-requests.docx
@@ -100,7 +100,7 @@
         </w:numPr>
         <w:spacing w:after="60"/>
       </w:pPr>
-      <w:hyperlink w:history="1" r:id="rIdmrpj3dpyp3cls25luq19_">
+      <w:hyperlink w:history="1" r:id="rIdh7tleg5vo7b5gsimgjvfq">
         <w:r>
           <w:rPr>
             <w:rStyle w:val="Hyperlink"/>
@@ -121,7 +121,7 @@
         </w:numPr>
         <w:spacing w:after="60"/>
       </w:pPr>
-      <w:hyperlink w:history="1" r:id="rId16v-iiio2kx-ddg1xqr3f">
+      <w:hyperlink w:history="1" r:id="rIdeqmgi-upg1updr3gonvbk">
         <w:r>
           <w:rPr>
             <w:rStyle w:val="Hyperlink"/>
@@ -142,7 +142,7 @@
         </w:numPr>
         <w:spacing w:after="60"/>
       </w:pPr>
-      <w:hyperlink w:history="1" r:id="rIdn-iewuvsiubned6fyg34h">
+      <w:hyperlink w:history="1" r:id="rIdx4q5o8pfmsfmoyc2c7eg1">
         <w:r>
           <w:rPr>
             <w:rStyle w:val="Hyperlink"/>
@@ -163,7 +163,7 @@
         </w:numPr>
         <w:spacing w:after="60"/>
       </w:pPr>
-      <w:hyperlink w:history="1" r:id="rIdbqqphurzuintuzo1wrcom">
+      <w:hyperlink w:history="1" r:id="rIdfdp1vhxa1thc8bgmc38sh">
         <w:r>
           <w:rPr>
             <w:rStyle w:val="Hyperlink"/>
@@ -184,7 +184,7 @@
         </w:numPr>
         <w:spacing w:after="60"/>
       </w:pPr>
-      <w:hyperlink w:history="1" r:id="rIdq9n9m3ykfyk73pn_r9xvu">
+      <w:hyperlink w:history="1" r:id="rIdvicmmugqzkg57abuwqdnq">
         <w:r>
           <w:rPr>
             <w:rStyle w:val="Hyperlink"/>
@@ -205,7 +205,7 @@
         </w:numPr>
         <w:spacing w:after="60"/>
       </w:pPr>
-      <w:hyperlink w:history="1" r:id="rIdebdkzphzq4f1ylbentuym">
+      <w:hyperlink w:history="1" r:id="rId3visf0dbklqdxcsqk7a0r">
         <w:r>
           <w:rPr>
             <w:rStyle w:val="Hyperlink"/>
@@ -226,7 +226,7 @@
         </w:numPr>
         <w:spacing w:after="60"/>
       </w:pPr>
-      <w:hyperlink w:history="1" r:id="rIddizkgfi0tx3elhhbamto7">
+      <w:hyperlink w:history="1" r:id="rIdbw9y_kgo0d4ppzj8hz4h_">
         <w:r>
           <w:rPr>
             <w:rStyle w:val="Hyperlink"/>
@@ -247,7 +247,7 @@
         </w:numPr>
         <w:spacing w:after="60"/>
       </w:pPr>
-      <w:hyperlink w:history="1" r:id="rIdm2s7tged790irqajurvfd">
+      <w:hyperlink w:history="1" r:id="rIdgtaxeoqppevdxfp6guhu-">
         <w:r>
           <w:rPr>
             <w:rStyle w:val="Hyperlink"/>
@@ -291,7 +291,7 @@
         </w:rPr>
         <w:t xml:space="preserve">We are starting to use Scribeberry, and we hold licenses that will be active for you during your shift. Please set up your account now — setup instructions and a tutorial are on the website: </w:t>
       </w:r>
-      <w:hyperlink w:history="1" r:id="rIdgnfe8vg47bvjepo9hihdr">
+      <w:hyperlink w:history="1" r:id="rIdt2yszoogkwdfbxxzpiu0r">
         <w:r>
           <w:rPr>
             <w:rStyle w:val="Hyperlink"/>
@@ -308,7 +308,7 @@
           <w:sz w:val="22"/>
           <w:szCs w:val="22"/>
         </w:rPr>
-        <w:t xml:space="preserve">. The PAs on the team are already familiar with Scribeberry, but we think the website tutorial will be helpful to everyone.</w:t>
+        <w:t xml:space="preserve">. The PAs on the team are already familiar with Scribeberry and can help you get started, but we think the website tutorial will be helpful to everyone as they begin.</w:t>
       </w:r>
     </w:p>
     <w:p>
@@ -328,17 +328,17 @@
           <w:sz w:val="22"/>
           <w:szCs w:val="22"/>
         </w:rPr>
-        <w:t xml:space="preserve">Working with our PAs. </w:t>
-      </w:r>
-      <w:r>
-        <w:rPr>
-          <w:rFonts w:ascii="Calibri" w:cs="Calibri" w:eastAsia="Calibri" w:hAnsi="Calibri"/>
-          <w:sz w:val="22"/>
-          <w:szCs w:val="22"/>
-        </w:rPr>
-        <w:t xml:space="preserve">We are asking team members to be responsible about how they work with the PAs. Using them just as scribes is not thoughtful — they are experts who will be doing at least an initial assessment independently, and you have the option of doing other assessments on your own. Note that using Scribeberry is expected to give you the same boost as a PA who was merely doing your notes. Our philosophy is described here: </w:t>
-      </w:r>
-      <w:hyperlink w:history="1" r:id="rIdaueiulhymeoajeskf74pl">
+        <w:t xml:space="preserve">Working with our Physician Assistants. </w:t>
+      </w:r>
+      <w:r>
+        <w:rPr>
+          <w:rFonts w:ascii="Calibri" w:cs="Calibri" w:eastAsia="Calibri" w:hAnsi="Calibri"/>
+          <w:sz w:val="22"/>
+          <w:szCs w:val="22"/>
+        </w:rPr>
+        <w:t xml:space="preserve">We are asking team members to be responsible with how they work with the PAs. Using them just as scribes is less effective — they are experts in assessment and treatment planning who should typically be doing at least an initial assessment independently, and at that time you have the option of doing other assessments, on your own. Note that using Scribeberry is expected to give you the same boost as having a PA who is merely doing your notes. Our philosophy is described here: </w:t>
+      </w:r>
+      <w:hyperlink w:history="1" r:id="rIdtwyok_xzu079nxbmugcpp">
         <w:r>
           <w:rPr>
             <w:rStyle w:val="Hyperlink"/>
@@ -385,7 +385,7 @@
         </w:rPr>
         <w:t xml:space="preserve">Psychiatrists who have activated all of the above and completed the </w:t>
       </w:r>
-      <w:hyperlink w:history="1" r:id="rIdbquuitlszugz8zhrpi_nv">
+      <w:hyperlink w:history="1" r:id="rIdy14nsgfc_kk4ii0sbucd4">
         <w:r>
           <w:rPr>
             <w:rStyle w:val="Hyperlink"/>
@@ -432,7 +432,7 @@
         </w:rPr>
         <w:t xml:space="preserve">Finally, please submit your requests using the request form we have made: </w:t>
       </w:r>
-      <w:hyperlink w:history="1" r:id="rIdg46pwcjwhksh5gez_jgap">
+      <w:hyperlink w:history="1" r:id="rIdzt0rl-vsnzu8f09qxhkwo">
         <w:r>
           <w:rPr>
             <w:rStyle w:val="Hyperlink"/>

--- a/email-psychiatrists-shift-requests.docx
+++ b/email-psychiatrists-shift-requests.docx
@@ -14,7 +14,7 @@
           <w:sz w:val="22"/>
           <w:szCs w:val="22"/>
         </w:rPr>
-        <w:t xml:space="preserve">Subject: PVCS — A few things before you submit shift requests for the next schedule</w:t>
+        <w:t>Subject: PVCS - Important changes before next shift requests - Action required</w:t>
       </w:r>
     </w:p>
     <w:p>
@@ -49,18 +49,17 @@
           <w:bCs/>
           <w:sz w:val="22"/>
           <w:szCs w:val="22"/>
-          <w:highlight w:val="yellow"/>
           <w:highlightCs w:val="yellow"/>
         </w:rPr>
-        <w:t xml:space="preserve">[START DATE] to [END DATE]</w:t>
-      </w:r>
-      <w:r>
-        <w:rPr>
-          <w:rFonts w:ascii="Calibri" w:cs="Calibri" w:eastAsia="Calibri" w:hAnsi="Calibri"/>
-          <w:sz w:val="22"/>
-          <w:szCs w:val="22"/>
-        </w:rPr>
-        <w:t xml:space="preserve">), we are introducing some things that we think will benefit the service.</w:t>
+        <w:t>September 11 to November 8, 2026</w:t>
+      </w:r>
+      <w:r>
+        <w:rPr>
+          <w:rFonts w:ascii="Calibri" w:cs="Calibri" w:eastAsia="Calibri" w:hAnsi="Calibri"/>
+          <w:sz w:val="22"/>
+          <w:szCs w:val="22"/>
+        </w:rPr>
+        <w:t>), we are making changes to our processes that we think will benefit the service.</w:t>
       </w:r>
     </w:p>
     <w:p>
@@ -80,7 +79,7 @@
           <w:sz w:val="22"/>
           <w:szCs w:val="22"/>
         </w:rPr>
-        <w:t xml:space="preserve">Program setup. </w:t>
+        <w:t xml:space="preserve">Computer programs setup. </w:t>
       </w:r>
       <w:r>
         <w:rPr>
@@ -374,6 +373,7 @@
           <w:bCs/>
           <w:sz w:val="22"/>
           <w:szCs w:val="22"/>
+          <w:highlight w:val="yellow"/>
         </w:rPr>
         <w:t xml:space="preserve">Scheduling priority. </w:t>
       </w:r>
@@ -382,16 +382,19 @@
           <w:rFonts w:ascii="Calibri" w:cs="Calibri" w:eastAsia="Calibri" w:hAnsi="Calibri"/>
           <w:sz w:val="22"/>
           <w:szCs w:val="22"/>
-        </w:rPr>
-        <w:t xml:space="preserve">Psychiatrists who have activated all of the above and completed the </w:t>
+          <w:highlight w:val="yellow"/>
+        </w:rPr>
+        <w:t xml:space="preserve">Psychiatrists who have activated all of the computer programs above and completed the </w:t>
       </w:r>
       <w:hyperlink w:history="1" r:id="rIdy14nsgfc_kk4ii0sbucd4">
         <w:r>
           <w:rPr>
             <w:rStyle w:val="Hyperlink"/>
             <w:rFonts w:ascii="Calibri" w:cs="Calibri" w:eastAsia="Calibri" w:hAnsi="Calibri"/>
-            <w:sz w:val="22"/>
-            <w:szCs w:val="22"/>
+            <w:b/>
+            <w:sz w:val="22"/>
+            <w:szCs w:val="22"/>
+            <w:highlight w:val="yellow"/>
           </w:rPr>
           <w:t xml:space="preserve">onboarding form</w:t>
         </w:r>
@@ -401,8 +404,28 @@
           <w:rFonts w:ascii="Calibri" w:cs="Calibri" w:eastAsia="Calibri" w:hAnsi="Calibri"/>
           <w:sz w:val="22"/>
           <w:szCs w:val="22"/>
+          <w:highlight w:val="yellow"/>
         </w:rPr>
         <w:t xml:space="preserve"> acknowledging it will have first priority when we make the schedule.</w:t>
+      </w:r>
+    </w:p>
+    <w:p>
+      <w:pPr>
+        <w:pStyle w:val="ListParagraph"/>
+        <w:numPr>
+          <w:ilvl w:val="0"/>
+          <w:numId w:val="2"/>
+        </w:numPr>
+        <w:spacing w:after="160"/>
+      </w:pPr>
+      <w:r>
+        <w:rPr>
+          <w:b/>
+        </w:rPr>
+        <w:t xml:space="preserve">Revisiting time requirement in the near future. </w:t>
+      </w:r>
+      <w:r>
+        <w:t>We will be revisiting the times that psychiatrists are available for direct assessment of patients while on service. We have found that having availability immediately after the morning handover meeting, and again at the end of the shift to help complete work that remains outstanding from the day shift, is most beneficial. We will keep you informed as we work to improve our processes.</w:t>
       </w:r>
     </w:p>
     <w:p>
@@ -454,15 +477,34 @@
     </w:p>
     <w:p>
       <w:pPr>
-        <w:spacing w:after="160"/>
-      </w:pPr>
-      <w:r>
-        <w:rPr>
-          <w:rFonts w:ascii="Calibri" w:cs="Calibri" w:eastAsia="Calibri" w:hAnsi="Calibri"/>
-          <w:sz w:val="22"/>
-          <w:szCs w:val="22"/>
-        </w:rPr>
-        <w:t xml:space="preserve">Thank you for everything you do for the service.</w:t>
+        <w:pStyle w:val="ListParagraph"/>
+        <w:numPr>
+          <w:ilvl w:val="0"/>
+          <w:numId w:val="2"/>
+        </w:numPr>
+        <w:spacing w:after="160"/>
+      </w:pPr>
+      <w:r>
+        <w:rPr>
+          <w:b/>
+        </w:rPr>
+        <w:t xml:space="preserve">Anticipated future scheduling periods. </w:t>
+      </w:r>
+      <w:r>
+        <w:t>We anticipate increasing the period of time over which we create schedules, for the next times we make requests, starting in November. The proposed scheduling periods will be November 8, 2026 - January 3, 2027; January 4, 2027 - June 27, 2027; June 28, 2027 - September 19, 2027; and September 19, 2027 - January 2, 2028. Details will be finalized before the next schedule requests are distributed (approximately late September).</w:t>
+      </w:r>
+    </w:p>
+    <w:p>
+      <w:pPr>
+        <w:spacing w:after="160"/>
+      </w:pPr>
+      <w:r>
+        <w:rPr>
+          <w:rFonts w:ascii="Calibri" w:cs="Calibri" w:eastAsia="Calibri" w:hAnsi="Calibri"/>
+          <w:sz w:val="22"/>
+          <w:szCs w:val="22"/>
+        </w:rPr>
+        <w:t>Thank you for your work with the service.</w:t>
       </w:r>
     </w:p>
     <w:p>
@@ -488,7 +530,21 @@
           <w:sz w:val="22"/>
           <w:szCs w:val="22"/>
         </w:rPr>
-        <w:t xml:space="preserve">Mike Harrington</w:t>
+        <w:t>Michael Harrington MD, FRCPC (he/him)</w:t>
+        <w:br/>
+        <w:t/>
+        <w:br/>
+        <w:t>Associate Professor</w:t>
+        <w:br/>
+        <w:t>PVCS Associate Medical Director</w:t>
+        <w:br/>
+        <w:t>Department of Psychiatry, Max Rady College of Medicine</w:t>
+        <w:br/>
+        <w:t>University of Manitoba | Rady Faculty of Health Sciences</w:t>
+        <w:br/>
+        <w:t>ph: (204)787-3610</w:t>
+        <w:br/>
+        <w:t>fax: (204)787-4879</w:t>
       </w:r>
     </w:p>
     <w:sectPr>

--- a/email-psychiatrists-shift-requests.docx
+++ b/email-psychiatrists-shift-requests.docx
@@ -1,6 +1,6 @@
 
 <file path=word/document.xml><?xml version="1.0" encoding="utf-8"?>
-<w:document xmlns:wpc="http://schemas.microsoft.com/office/word/2010/wordprocessingCanvas" xmlns:mc="http://schemas.openxmlformats.org/markup-compatibility/2006" xmlns:o="urn:schemas-microsoft-com:office:office" xmlns:r="http://schemas.openxmlformats.org/officeDocument/2006/relationships" xmlns:m="http://schemas.openxmlformats.org/officeDocument/2006/math" xmlns:v="urn:schemas-microsoft-com:vml" xmlns:wp14="http://schemas.microsoft.com/office/word/2010/wordprocessingDrawing" xmlns:wp="http://schemas.openxmlformats.org/drawingml/2006/wordprocessingDrawing" xmlns:w10="urn:schemas-microsoft-com:office:word" xmlns:w="http://schemas.openxmlformats.org/wordprocessingml/2006/main" xmlns:w14="http://schemas.microsoft.com/office/word/2010/wordml" xmlns:w15="http://schemas.microsoft.com/office/word/2012/wordml" xmlns:wpg="http://schemas.microsoft.com/office/word/2010/wordprocessingGroup" xmlns:wpi="http://schemas.microsoft.com/office/word/2010/wordprocessingInk" xmlns:wne="http://schemas.microsoft.com/office/word/2006/wordml" xmlns:wps="http://schemas.microsoft.com/office/word/2010/wordprocessingShape" xmlns:cx="http://schemas.microsoft.com/office/drawing/2014/chartex" xmlns:cx1="http://schemas.microsoft.com/office/drawing/2015/9/8/chartex" xmlns:cx2="http://schemas.microsoft.com/office/drawing/2015/10/21/chartex" xmlns:cx3="http://schemas.microsoft.com/office/drawing/2016/5/9/chartex" xmlns:cx4="http://schemas.microsoft.com/office/drawing/2016/5/10/chartex" xmlns:cx5="http://schemas.microsoft.com/office/drawing/2016/5/11/chartex" xmlns:cx6="http://schemas.microsoft.com/office/drawing/2016/5/12/chartex" xmlns:cx7="http://schemas.microsoft.com/office/drawing/2016/5/13/chartex" xmlns:cx8="http://schemas.microsoft.com/office/drawing/2016/5/14/chartex" xmlns:aink="http://schemas.microsoft.com/office/drawing/2016/ink" xmlns:am3d="http://schemas.microsoft.com/office/drawing/2017/model3d" xmlns:w16cex="http://schemas.microsoft.com/office/word/2018/wordml/cex" xmlns:w16cid="http://schemas.microsoft.com/office/word/2016/wordml/cid" xmlns:w16="http://schemas.microsoft.com/office/word/2018/wordml" xmlns:w16sdtdh="http://schemas.microsoft.com/office/word/2020/wordml/sdtdatahash" xmlns:w16se="http://schemas.microsoft.com/office/word/2015/wordml/symex" mc:Ignorable="w14 w15 wp14">
+<w:document xmlns:wpc="http://schemas.microsoft.com/office/word/2010/wordprocessingCanvas" xmlns:cx="http://schemas.microsoft.com/office/drawing/2014/chartex" xmlns:cx1="http://schemas.microsoft.com/office/drawing/2015/9/8/chartex" xmlns:cx2="http://schemas.microsoft.com/office/drawing/2015/10/21/chartex" xmlns:cx3="http://schemas.microsoft.com/office/drawing/2016/5/9/chartex" xmlns:cx4="http://schemas.microsoft.com/office/drawing/2016/5/10/chartex" xmlns:cx5="http://schemas.microsoft.com/office/drawing/2016/5/11/chartex" xmlns:cx6="http://schemas.microsoft.com/office/drawing/2016/5/12/chartex" xmlns:cx7="http://schemas.microsoft.com/office/drawing/2016/5/13/chartex" xmlns:cx8="http://schemas.microsoft.com/office/drawing/2016/5/14/chartex" xmlns:mc="http://schemas.openxmlformats.org/markup-compatibility/2006" xmlns:m="http://schemas.openxmlformats.org/officeDocument/2006/math" xmlns:aink="http://schemas.microsoft.com/office/drawing/2016/ink" xmlns:am3d="http://schemas.microsoft.com/office/drawing/2017/model3d" xmlns:oel="http://schemas.microsoft.com/office/2019/extlst" xmlns:r="http://schemas.openxmlformats.org/officeDocument/2006/relationships" xmlns:wp14="http://schemas.microsoft.com/office/word/2010/wordprocessingDrawing" xmlns:wp="http://schemas.openxmlformats.org/drawingml/2006/wordprocessingDrawing" xmlns:wpg="http://schemas.microsoft.com/office/word/2010/wordprocessingGroup" xmlns:wpi="http://schemas.microsoft.com/office/word/2010/wordprocessingInk" xmlns:wps="http://schemas.microsoft.com/office/word/2010/wordprocessingShape" xmlns:o="urn:schemas-microsoft-com:office:office" xmlns:v="urn:schemas-microsoft-com:vml" xmlns:w10="urn:schemas-microsoft-com:office:word" xmlns:w="http://schemas.openxmlformats.org/wordprocessingml/2006/main" xmlns:w14="http://schemas.microsoft.com/office/word/2010/wordml" xmlns:w15="http://schemas.microsoft.com/office/word/2012/wordml" xmlns:w16cei="http://schemas.microsoft.com/office/word/2026/wordml/cei" xmlns:w16cex="http://schemas.microsoft.com/office/word/2018/wordml/cex" xmlns:w16cid="http://schemas.microsoft.com/office/word/2016/wordml/cid" xmlns:w16="http://schemas.microsoft.com/office/word/2018/wordml" xmlns:w16sdtdh="http://schemas.microsoft.com/office/word/2020/wordml/sdtdatahash" xmlns:w16sdtfl="http://schemas.microsoft.com/office/word/2024/wordml/sdtformatlock" xmlns:w16se="http://schemas.microsoft.com/office/word/2015/wordml/symex" xmlns:w16du="http://schemas.microsoft.com/office/word/2023/wordml/word16du" xmlns:wne="http://schemas.microsoft.com/office/word/2006/wordml" mc:Ignorable="w14 w15 w16se w16cid w16 w16cex w16sdtdh w16sdtfl w16du wp14">
   <w:body>
     <w:p>
       <w:pPr>
@@ -8,7 +8,7 @@
       </w:pPr>
       <w:r>
         <w:rPr>
-          <w:rFonts w:ascii="Calibri" w:cs="Calibri" w:eastAsia="Calibri" w:hAnsi="Calibri"/>
+          <w:rFonts w:ascii="Calibri" w:eastAsia="Calibri" w:hAnsi="Calibri" w:cs="Calibri"/>
           <w:b/>
           <w:bCs/>
           <w:sz w:val="22"/>
@@ -23,20 +23,25 @@
       </w:pPr>
       <w:r>
         <w:rPr>
-          <w:rFonts w:ascii="Calibri" w:cs="Calibri" w:eastAsia="Calibri" w:hAnsi="Calibri"/>
-          <w:sz w:val="22"/>
-          <w:szCs w:val="22"/>
-        </w:rPr>
-        <w:t xml:space="preserve">Dear Colleagues,</w:t>
+          <w:rFonts w:ascii="Calibri" w:eastAsia="Calibri" w:hAnsi="Calibri" w:cs="Calibri"/>
+          <w:sz w:val="22"/>
+          <w:szCs w:val="22"/>
+        </w:rPr>
+        <w:t>Dear Colleagues,</w:t>
       </w:r>
     </w:p>
     <w:p>
       <w:pPr>
         <w:spacing w:after="160"/>
-      </w:pPr>
-      <w:r>
-        <w:rPr>
-          <w:rFonts w:ascii="Calibri" w:cs="Calibri" w:eastAsia="Calibri" w:hAnsi="Calibri"/>
+        <w:rPr>
+          <w:rFonts w:ascii="Calibri" w:eastAsia="Calibri" w:hAnsi="Calibri" w:cs="Calibri"/>
+          <w:sz w:val="22"/>
+          <w:szCs w:val="22"/>
+        </w:rPr>
+      </w:pPr>
+      <w:r>
+        <w:rPr>
+          <w:rFonts w:ascii="Calibri" w:eastAsia="Calibri" w:hAnsi="Calibri" w:cs="Calibri"/>
           <w:sz w:val="22"/>
           <w:szCs w:val="22"/>
         </w:rPr>
@@ -44,23 +49,169 @@
       </w:r>
       <w:r>
         <w:rPr>
-          <w:rFonts w:ascii="Calibri" w:cs="Calibri" w:eastAsia="Calibri" w:hAnsi="Calibri"/>
+          <w:rFonts w:ascii="Calibri" w:eastAsia="Calibri" w:hAnsi="Calibri" w:cs="Calibri"/>
           <w:b/>
           <w:bCs/>
           <w:sz w:val="22"/>
           <w:szCs w:val="22"/>
-          <w:highlightCs w:val="yellow"/>
-        </w:rPr>
-        <w:t>September 11 to November 8, 2026</w:t>
-      </w:r>
-      <w:r>
-        <w:rPr>
-          <w:rFonts w:ascii="Calibri" w:cs="Calibri" w:eastAsia="Calibri" w:hAnsi="Calibri"/>
+        </w:rPr>
+        <w:t>August 31 to November 8, 2026</w:t>
+      </w:r>
+      <w:r>
+        <w:rPr>
+          <w:rFonts w:ascii="Calibri" w:eastAsia="Calibri" w:hAnsi="Calibri" w:cs="Calibri"/>
           <w:sz w:val="22"/>
           <w:szCs w:val="22"/>
         </w:rPr>
         <w:t>), we are making changes to our processes that we think will benefit the service.</w:t>
       </w:r>
+    </w:p>
+    <w:p>
+      <w:pPr>
+        <w:spacing w:after="160"/>
+        <w:rPr>
+          <w:rFonts w:ascii="Calibri" w:eastAsia="Calibri" w:hAnsi="Calibri" w:cs="Calibri"/>
+          <w:b/>
+          <w:bCs/>
+          <w:sz w:val="28"/>
+          <w:szCs w:val="28"/>
+        </w:rPr>
+      </w:pPr>
+      <w:r>
+        <w:rPr>
+          <w:rFonts w:ascii="Calibri" w:eastAsia="Calibri" w:hAnsi="Calibri" w:cs="Calibri"/>
+          <w:b/>
+          <w:bCs/>
+          <w:sz w:val="28"/>
+          <w:szCs w:val="28"/>
+        </w:rPr>
+        <w:t>Key Points:</w:t>
+      </w:r>
+    </w:p>
+    <w:p>
+      <w:pPr>
+        <w:pStyle w:val="ListParagraph"/>
+        <w:spacing w:after="160"/>
+        <w:ind w:left="431"/>
+        <w:rPr>
+          <w:b/>
+          <w:bCs/>
+          <w:sz w:val="28"/>
+          <w:szCs w:val="28"/>
+        </w:rPr>
+      </w:pPr>
+      <w:r>
+        <w:rPr>
+          <w:rFonts w:ascii="Calibri" w:eastAsia="Calibri" w:hAnsi="Calibri" w:cs="Calibri"/>
+          <w:sz w:val="28"/>
+          <w:szCs w:val="28"/>
+        </w:rPr>
+        <w:t xml:space="preserve">-Complete the onboarding form at this link </w:t>
+      </w:r>
+      <w:r>
+        <w:rPr>
+          <w:rFonts w:ascii="Calibri" w:eastAsia="Calibri" w:hAnsi="Calibri" w:cs="Calibri"/>
+          <w:b/>
+          <w:bCs/>
+          <w:sz w:val="28"/>
+          <w:szCs w:val="28"/>
+        </w:rPr>
+        <w:t>even if you have already worked on the service:</w:t>
+      </w:r>
+      <w:r>
+        <w:rPr>
+          <w:rFonts w:ascii="Calibri" w:eastAsia="Calibri" w:hAnsi="Calibri" w:cs="Calibri"/>
+          <w:sz w:val="28"/>
+          <w:szCs w:val="28"/>
+        </w:rPr>
+        <w:t xml:space="preserve"> </w:t>
+      </w:r>
+      <w:hyperlink r:id="rId5">
+        <w:r>
+          <w:rPr>
+            <w:rStyle w:val="Hyperlink"/>
+            <w:rFonts w:ascii="Calibri" w:eastAsia="Calibri" w:hAnsi="Calibri" w:cs="Calibri"/>
+            <w:sz w:val="28"/>
+            <w:szCs w:val="28"/>
+          </w:rPr>
+          <w:t>PVCS Onboarding Form</w:t>
+        </w:r>
+      </w:hyperlink>
+    </w:p>
+    <w:p>
+      <w:pPr>
+        <w:pStyle w:val="ListParagraph"/>
+        <w:spacing w:after="160"/>
+        <w:ind w:left="431"/>
+        <w:rPr>
+          <w:sz w:val="28"/>
+          <w:szCs w:val="28"/>
+        </w:rPr>
+      </w:pPr>
+      <w:r>
+        <w:rPr>
+          <w:rFonts w:ascii="Calibri" w:eastAsia="Calibri" w:hAnsi="Calibri" w:cs="Calibri"/>
+          <w:sz w:val="28"/>
+          <w:szCs w:val="28"/>
+        </w:rPr>
+        <w:t>-Submit call requests using this form</w:t>
+      </w:r>
+      <w:r>
+        <w:rPr>
+          <w:rFonts w:ascii="Calibri" w:eastAsia="Calibri" w:hAnsi="Calibri" w:cs="Calibri"/>
+          <w:sz w:val="28"/>
+          <w:szCs w:val="28"/>
+        </w:rPr>
+        <w:t xml:space="preserve"> </w:t>
+      </w:r>
+      <w:r>
+        <w:rPr>
+          <w:rFonts w:ascii="Calibri" w:eastAsia="Calibri" w:hAnsi="Calibri" w:cs="Calibri"/>
+          <w:b/>
+          <w:bCs/>
+          <w:sz w:val="28"/>
+          <w:szCs w:val="28"/>
+          <w:highlight w:val="yellow"/>
+        </w:rPr>
+        <w:t>(Due date August 5, 2026)</w:t>
+      </w:r>
+      <w:r>
+        <w:rPr>
+          <w:rFonts w:ascii="Calibri" w:eastAsia="Calibri" w:hAnsi="Calibri" w:cs="Calibri"/>
+          <w:b/>
+          <w:bCs/>
+          <w:sz w:val="28"/>
+          <w:szCs w:val="28"/>
+          <w:highlight w:val="yellow"/>
+        </w:rPr>
+        <w:t>:</w:t>
+      </w:r>
+      <w:r>
+        <w:rPr>
+          <w:rFonts w:ascii="Calibri" w:eastAsia="Calibri" w:hAnsi="Calibri" w:cs="Calibri"/>
+          <w:sz w:val="28"/>
+          <w:szCs w:val="28"/>
+        </w:rPr>
+        <w:t xml:space="preserve"> </w:t>
+      </w:r>
+      <w:hyperlink r:id="rId6">
+        <w:r>
+          <w:rPr>
+            <w:rStyle w:val="Hyperlink"/>
+            <w:rFonts w:ascii="Calibri" w:eastAsia="Calibri" w:hAnsi="Calibri" w:cs="Calibri"/>
+            <w:sz w:val="28"/>
+            <w:szCs w:val="28"/>
+          </w:rPr>
+          <w:t>PVCS Shift Request Form</w:t>
+        </w:r>
+      </w:hyperlink>
+    </w:p>
+    <w:p>
+      <w:pPr>
+        <w:pStyle w:val="ListParagraph"/>
+        <w:spacing w:after="160"/>
+        <w:ind w:left="431"/>
+      </w:pPr>
     </w:p>
     <w:p>
       <w:pPr>
@@ -73,7 +224,7 @@
       </w:pPr>
       <w:r>
         <w:rPr>
-          <w:rFonts w:ascii="Calibri" w:cs="Calibri" w:eastAsia="Calibri" w:hAnsi="Calibri"/>
+          <w:rFonts w:ascii="Calibri" w:eastAsia="Calibri" w:hAnsi="Calibri" w:cs="Calibri"/>
           <w:b/>
           <w:bCs/>
           <w:sz w:val="22"/>
@@ -83,11 +234,63 @@
       </w:r>
       <w:r>
         <w:rPr>
-          <w:rFonts w:ascii="Calibri" w:cs="Calibri" w:eastAsia="Calibri" w:hAnsi="Calibri"/>
-          <w:sz w:val="22"/>
-          <w:szCs w:val="22"/>
-        </w:rPr>
-        <w:t xml:space="preserve">We ask that everyone signing up for any PVCS work ensure they are set up for all of the programs we use, and confirm that with us. Each program is detailed on the website — click a program name below to go straight to its instructions:</w:t>
+          <w:rFonts w:ascii="Calibri" w:eastAsia="Calibri" w:hAnsi="Calibri" w:cs="Calibri"/>
+          <w:sz w:val="22"/>
+          <w:szCs w:val="22"/>
+        </w:rPr>
+        <w:t xml:space="preserve">We ask that everyone signing up for any PVCS work ensure they are set up for </w:t>
+      </w:r>
+      <w:proofErr w:type="gramStart"/>
+      <w:r>
+        <w:rPr>
+          <w:rFonts w:ascii="Calibri" w:eastAsia="Calibri" w:hAnsi="Calibri" w:cs="Calibri"/>
+          <w:sz w:val="22"/>
+          <w:szCs w:val="22"/>
+        </w:rPr>
+        <w:t>all of</w:t>
+      </w:r>
+      <w:proofErr w:type="gramEnd"/>
+      <w:r>
+        <w:rPr>
+          <w:rFonts w:ascii="Calibri" w:eastAsia="Calibri" w:hAnsi="Calibri" w:cs="Calibri"/>
+          <w:sz w:val="22"/>
+          <w:szCs w:val="22"/>
+        </w:rPr>
+        <w:t xml:space="preserve"> the programs we </w:t>
+      </w:r>
+      <w:proofErr w:type="gramStart"/>
+      <w:r>
+        <w:rPr>
+          <w:rFonts w:ascii="Calibri" w:eastAsia="Calibri" w:hAnsi="Calibri" w:cs="Calibri"/>
+          <w:sz w:val="22"/>
+          <w:szCs w:val="22"/>
+        </w:rPr>
+        <w:t>use, and</w:t>
+      </w:r>
+      <w:proofErr w:type="gramEnd"/>
+      <w:r>
+        <w:rPr>
+          <w:rFonts w:ascii="Calibri" w:eastAsia="Calibri" w:hAnsi="Calibri" w:cs="Calibri"/>
+          <w:sz w:val="22"/>
+          <w:szCs w:val="22"/>
+        </w:rPr>
+        <w:t xml:space="preserve"> confirm that with us. Each program is detailed on the website — click a program name below to go straight to its instructions</w:t>
+      </w:r>
+      <w:r>
+        <w:rPr>
+          <w:rFonts w:ascii="Calibri" w:eastAsia="Calibri" w:hAnsi="Calibri" w:cs="Calibri"/>
+          <w:sz w:val="22"/>
+          <w:szCs w:val="22"/>
+        </w:rPr>
+        <w:t xml:space="preserve"> (password is “psychiatry”)</w:t>
+      </w:r>
+      <w:r>
+        <w:rPr>
+          <w:rFonts w:ascii="Calibri" w:eastAsia="Calibri" w:hAnsi="Calibri" w:cs="Calibri"/>
+          <w:sz w:val="22"/>
+          <w:szCs w:val="22"/>
+        </w:rPr>
+        <w:t>:</w:t>
       </w:r>
     </w:p>
     <w:p>
@@ -99,15 +302,15 @@
         </w:numPr>
         <w:spacing w:after="60"/>
       </w:pPr>
-      <w:hyperlink w:history="1" r:id="rIdh7tleg5vo7b5gsimgjvfq">
+      <w:hyperlink r:id="rId7" w:anchor="momentum" w:history="1">
         <w:r>
           <w:rPr>
             <w:rStyle w:val="Hyperlink"/>
-            <w:rFonts w:ascii="Calibri" w:cs="Calibri" w:eastAsia="Calibri" w:hAnsi="Calibri"/>
+            <w:rFonts w:ascii="Calibri" w:eastAsia="Calibri" w:hAnsi="Calibri" w:cs="Calibri"/>
             <w:sz w:val="22"/>
             <w:szCs w:val="22"/>
           </w:rPr>
-          <w:t xml:space="preserve">Momentum (charting)</w:t>
+          <w:t>Momentum (charting)</w:t>
         </w:r>
       </w:hyperlink>
     </w:p>
@@ -120,15 +323,15 @@
         </w:numPr>
         <w:spacing w:after="60"/>
       </w:pPr>
-      <w:hyperlink w:history="1" r:id="rIdeqmgi-upg1updr3gonvbk">
+      <w:hyperlink r:id="rId8" w:anchor="tiger-connect" w:history="1">
         <w:r>
           <w:rPr>
             <w:rStyle w:val="Hyperlink"/>
-            <w:rFonts w:ascii="Calibri" w:cs="Calibri" w:eastAsia="Calibri" w:hAnsi="Calibri"/>
+            <w:rFonts w:ascii="Calibri" w:eastAsia="Calibri" w:hAnsi="Calibri" w:cs="Calibri"/>
             <w:sz w:val="22"/>
             <w:szCs w:val="22"/>
           </w:rPr>
-          <w:t xml:space="preserve">Tiger Connect</w:t>
+          <w:t>Tiger Connect</w:t>
         </w:r>
       </w:hyperlink>
     </w:p>
@@ -141,15 +344,55 @@
         </w:numPr>
         <w:spacing w:after="60"/>
       </w:pPr>
-      <w:hyperlink w:history="1" r:id="rIdx4q5o8pfmsfmoyc2c7eg1">
+      <w:hyperlink r:id="rId9" w:anchor="telehealth" w:history="1">
         <w:r>
           <w:rPr>
             <w:rStyle w:val="Hyperlink"/>
-            <w:rFonts w:ascii="Calibri" w:cs="Calibri" w:eastAsia="Calibri" w:hAnsi="Calibri"/>
+            <w:rFonts w:ascii="Calibri" w:eastAsia="Calibri" w:hAnsi="Calibri" w:cs="Calibri"/>
             <w:sz w:val="22"/>
             <w:szCs w:val="22"/>
           </w:rPr>
-          <w:t xml:space="preserve">Telehealth (MBTelehealth eVisit)</w:t>
+          <w:t>Telehealth (</w:t>
+        </w:r>
+        <w:proofErr w:type="spellStart"/>
+        <w:r>
+          <w:rPr>
+            <w:rStyle w:val="Hyperlink"/>
+            <w:rFonts w:ascii="Calibri" w:eastAsia="Calibri" w:hAnsi="Calibri" w:cs="Calibri"/>
+            <w:sz w:val="22"/>
+            <w:szCs w:val="22"/>
+          </w:rPr>
+          <w:t>MBTelehealth</w:t>
+        </w:r>
+        <w:proofErr w:type="spellEnd"/>
+        <w:r>
+          <w:rPr>
+            <w:rStyle w:val="Hyperlink"/>
+            <w:rFonts w:ascii="Calibri" w:eastAsia="Calibri" w:hAnsi="Calibri" w:cs="Calibri"/>
+            <w:sz w:val="22"/>
+            <w:szCs w:val="22"/>
+          </w:rPr>
+          <w:t xml:space="preserve"> </w:t>
+        </w:r>
+        <w:proofErr w:type="spellStart"/>
+        <w:r>
+          <w:rPr>
+            <w:rStyle w:val="Hyperlink"/>
+            <w:rFonts w:ascii="Calibri" w:eastAsia="Calibri" w:hAnsi="Calibri" w:cs="Calibri"/>
+            <w:sz w:val="22"/>
+            <w:szCs w:val="22"/>
+          </w:rPr>
+          <w:t>eVisit</w:t>
+        </w:r>
+        <w:proofErr w:type="spellEnd"/>
+        <w:r>
+          <w:rPr>
+            <w:rStyle w:val="Hyperlink"/>
+            <w:rFonts w:ascii="Calibri" w:eastAsia="Calibri" w:hAnsi="Calibri" w:cs="Calibri"/>
+            <w:sz w:val="22"/>
+            <w:szCs w:val="22"/>
+          </w:rPr>
+          <w:t>)</w:t>
         </w:r>
       </w:hyperlink>
     </w:p>
@@ -162,15 +405,15 @@
         </w:numPr>
         <w:spacing w:after="60"/>
       </w:pPr>
-      <w:hyperlink w:history="1" r:id="rIdfdp1vhxa1thc8bgmc38sh">
+      <w:hyperlink r:id="rId10" w:anchor="connection-dialer" w:history="1">
         <w:r>
           <w:rPr>
             <w:rStyle w:val="Hyperlink"/>
-            <w:rFonts w:ascii="Calibri" w:cs="Calibri" w:eastAsia="Calibri" w:hAnsi="Calibri"/>
+            <w:rFonts w:ascii="Calibri" w:eastAsia="Calibri" w:hAnsi="Calibri" w:cs="Calibri"/>
             <w:sz w:val="22"/>
             <w:szCs w:val="22"/>
           </w:rPr>
-          <w:t xml:space="preserve">Connection Dialer (Virtual Visit Provider Portal)</w:t>
+          <w:t>Connection Dialer (Virtual Visit Provider Portal)</w:t>
         </w:r>
       </w:hyperlink>
     </w:p>
@@ -183,15 +426,15 @@
         </w:numPr>
         <w:spacing w:after="60"/>
       </w:pPr>
-      <w:hyperlink w:history="1" r:id="rIdvicmmugqzkg57abuwqdnq">
+      <w:hyperlink r:id="rId11" w:anchor="zoom-teams" w:history="1">
         <w:r>
           <w:rPr>
             <w:rStyle w:val="Hyperlink"/>
-            <w:rFonts w:ascii="Calibri" w:cs="Calibri" w:eastAsia="Calibri" w:hAnsi="Calibri"/>
+            <w:rFonts w:ascii="Calibri" w:eastAsia="Calibri" w:hAnsi="Calibri" w:cs="Calibri"/>
             <w:sz w:val="22"/>
             <w:szCs w:val="22"/>
           </w:rPr>
-          <w:t xml:space="preserve">Zoom / Teams</w:t>
+          <w:t>Zoom / Teams</w:t>
         </w:r>
       </w:hyperlink>
     </w:p>
@@ -204,15 +447,15 @@
         </w:numPr>
         <w:spacing w:after="60"/>
       </w:pPr>
-      <w:hyperlink w:history="1" r:id="rId3visf0dbklqdxcsqk7a0r">
+      <w:hyperlink r:id="rId12" w:anchor="epr" w:history="1">
         <w:r>
           <w:rPr>
             <w:rStyle w:val="Hyperlink"/>
-            <w:rFonts w:ascii="Calibri" w:cs="Calibri" w:eastAsia="Calibri" w:hAnsi="Calibri"/>
+            <w:rFonts w:ascii="Calibri" w:eastAsia="Calibri" w:hAnsi="Calibri" w:cs="Calibri"/>
             <w:sz w:val="22"/>
             <w:szCs w:val="22"/>
           </w:rPr>
-          <w:t xml:space="preserve">EPR (charting)</w:t>
+          <w:t>EPR (charting)</w:t>
         </w:r>
       </w:hyperlink>
     </w:p>
@@ -225,16 +468,18 @@
         </w:numPr>
         <w:spacing w:after="60"/>
       </w:pPr>
-      <w:hyperlink w:history="1" r:id="rIdbw9y_kgo0d4ppzj8hz4h_">
+      <w:hyperlink r:id="rId13" w:anchor="echart" w:history="1">
+        <w:proofErr w:type="spellStart"/>
         <w:r>
           <w:rPr>
             <w:rStyle w:val="Hyperlink"/>
-            <w:rFonts w:ascii="Calibri" w:cs="Calibri" w:eastAsia="Calibri" w:hAnsi="Calibri"/>
+            <w:rFonts w:ascii="Calibri" w:eastAsia="Calibri" w:hAnsi="Calibri" w:cs="Calibri"/>
             <w:sz w:val="22"/>
             <w:szCs w:val="22"/>
           </w:rPr>
-          <w:t xml:space="preserve">eChart</w:t>
+          <w:t>eChart</w:t>
         </w:r>
+        <w:proofErr w:type="spellEnd"/>
       </w:hyperlink>
     </w:p>
     <w:p>
@@ -246,15 +491,15 @@
         </w:numPr>
         <w:spacing w:after="60"/>
       </w:pPr>
-      <w:hyperlink w:history="1" r:id="rIdgtaxeoqppevdxfp6guhu-">
+      <w:hyperlink r:id="rId14" w:anchor="remote-access" w:history="1">
         <w:r>
           <w:rPr>
             <w:rStyle w:val="Hyperlink"/>
-            <w:rFonts w:ascii="Calibri" w:cs="Calibri" w:eastAsia="Calibri" w:hAnsi="Calibri"/>
+            <w:rFonts w:ascii="Calibri" w:eastAsia="Calibri" w:hAnsi="Calibri" w:cs="Calibri"/>
             <w:sz w:val="22"/>
             <w:szCs w:val="22"/>
           </w:rPr>
-          <w:t xml:space="preserve">Remote access (EPR &amp; Momentum)</w:t>
+          <w:t>Remote access (EPR &amp; Momentum)</w:t>
         </w:r>
       </w:hyperlink>
     </w:p>
@@ -272,42 +517,101 @@
         </w:numPr>
         <w:spacing w:after="160"/>
       </w:pPr>
-      <w:r>
-        <w:rPr>
-          <w:rFonts w:ascii="Calibri" w:cs="Calibri" w:eastAsia="Calibri" w:hAnsi="Calibri"/>
+      <w:proofErr w:type="spellStart"/>
+      <w:r>
+        <w:rPr>
+          <w:rFonts w:ascii="Calibri" w:eastAsia="Calibri" w:hAnsi="Calibri" w:cs="Calibri"/>
           <w:b/>
           <w:bCs/>
           <w:sz w:val="22"/>
           <w:szCs w:val="22"/>
         </w:rPr>
-        <w:t xml:space="preserve">Scribeberry. </w:t>
-      </w:r>
-      <w:r>
-        <w:rPr>
-          <w:rFonts w:ascii="Calibri" w:cs="Calibri" w:eastAsia="Calibri" w:hAnsi="Calibri"/>
-          <w:sz w:val="22"/>
-          <w:szCs w:val="22"/>
-        </w:rPr>
-        <w:t xml:space="preserve">We are starting to use Scribeberry, and we hold licenses that will be active for you during your shift. Please set up your account now — setup instructions and a tutorial are on the website: </w:t>
-      </w:r>
-      <w:hyperlink w:history="1" r:id="rIdt2yszoogkwdfbxxzpiu0r">
+        <w:t>Scribeberry</w:t>
+      </w:r>
+      <w:proofErr w:type="spellEnd"/>
+      <w:r>
+        <w:rPr>
+          <w:rFonts w:ascii="Calibri" w:eastAsia="Calibri" w:hAnsi="Calibri" w:cs="Calibri"/>
+          <w:b/>
+          <w:bCs/>
+          <w:sz w:val="22"/>
+          <w:szCs w:val="22"/>
+        </w:rPr>
+        <w:t xml:space="preserve">. </w:t>
+      </w:r>
+      <w:r>
+        <w:rPr>
+          <w:rFonts w:ascii="Calibri" w:eastAsia="Calibri" w:hAnsi="Calibri" w:cs="Calibri"/>
+          <w:sz w:val="22"/>
+          <w:szCs w:val="22"/>
+        </w:rPr>
+        <w:t xml:space="preserve">We are starting to use </w:t>
+      </w:r>
+      <w:proofErr w:type="spellStart"/>
+      <w:r>
+        <w:rPr>
+          <w:rFonts w:ascii="Calibri" w:eastAsia="Calibri" w:hAnsi="Calibri" w:cs="Calibri"/>
+          <w:sz w:val="22"/>
+          <w:szCs w:val="22"/>
+        </w:rPr>
+        <w:t>Scribeberry</w:t>
+      </w:r>
+      <w:proofErr w:type="spellEnd"/>
+      <w:r>
+        <w:rPr>
+          <w:rFonts w:ascii="Calibri" w:eastAsia="Calibri" w:hAnsi="Calibri" w:cs="Calibri"/>
+          <w:sz w:val="22"/>
+          <w:szCs w:val="22"/>
+        </w:rPr>
+        <w:t xml:space="preserve">, and we hold licenses that will be active for you during your shift. Please set up your account now — setup instructions and a tutorial are on the website: </w:t>
+      </w:r>
+      <w:hyperlink r:id="rId15" w:history="1">
+        <w:proofErr w:type="spellStart"/>
         <w:r>
           <w:rPr>
             <w:rStyle w:val="Hyperlink"/>
-            <w:rFonts w:ascii="Calibri" w:cs="Calibri" w:eastAsia="Calibri" w:hAnsi="Calibri"/>
+            <w:rFonts w:ascii="Calibri" w:eastAsia="Calibri" w:hAnsi="Calibri" w:cs="Calibri"/>
             <w:sz w:val="22"/>
             <w:szCs w:val="22"/>
           </w:rPr>
-          <w:t xml:space="preserve">Scribeberry — getting started and how we use it</w:t>
+          <w:t>Scribeberry</w:t>
+        </w:r>
+        <w:proofErr w:type="spellEnd"/>
+        <w:r>
+          <w:rPr>
+            <w:rStyle w:val="Hyperlink"/>
+            <w:rFonts w:ascii="Calibri" w:eastAsia="Calibri" w:hAnsi="Calibri" w:cs="Calibri"/>
+            <w:sz w:val="22"/>
+            <w:szCs w:val="22"/>
+          </w:rPr>
+          <w:t xml:space="preserve"> — getting started and how we use it</w:t>
         </w:r>
       </w:hyperlink>
       <w:r>
         <w:rPr>
-          <w:rFonts w:ascii="Calibri" w:cs="Calibri" w:eastAsia="Calibri" w:hAnsi="Calibri"/>
-          <w:sz w:val="22"/>
-          <w:szCs w:val="22"/>
-        </w:rPr>
-        <w:t xml:space="preserve">. The PAs on the team are already familiar with Scribeberry and can help you get started, but we think the website tutorial will be helpful to everyone as they begin.</w:t>
+          <w:rFonts w:ascii="Calibri" w:eastAsia="Calibri" w:hAnsi="Calibri" w:cs="Calibri"/>
+          <w:sz w:val="22"/>
+          <w:szCs w:val="22"/>
+        </w:rPr>
+        <w:t xml:space="preserve">. The PAs on the team are already familiar with </w:t>
+      </w:r>
+      <w:proofErr w:type="spellStart"/>
+      <w:r>
+        <w:rPr>
+          <w:rFonts w:ascii="Calibri" w:eastAsia="Calibri" w:hAnsi="Calibri" w:cs="Calibri"/>
+          <w:sz w:val="22"/>
+          <w:szCs w:val="22"/>
+        </w:rPr>
+        <w:t>Scribeberry</w:t>
+      </w:r>
+      <w:proofErr w:type="spellEnd"/>
+      <w:r>
+        <w:rPr>
+          <w:rFonts w:ascii="Calibri" w:eastAsia="Calibri" w:hAnsi="Calibri" w:cs="Calibri"/>
+          <w:sz w:val="22"/>
+          <w:szCs w:val="22"/>
+        </w:rPr>
+        <w:t xml:space="preserve"> and can help you get started, but we think the website tutorial will be helpful to everyone as they begin.</w:t>
       </w:r>
     </w:p>
     <w:p>
@@ -321,7 +625,7 @@
       </w:pPr>
       <w:r>
         <w:rPr>
-          <w:rFonts w:ascii="Calibri" w:cs="Calibri" w:eastAsia="Calibri" w:hAnsi="Calibri"/>
+          <w:rFonts w:ascii="Calibri" w:eastAsia="Calibri" w:hAnsi="Calibri" w:cs="Calibri"/>
           <w:b/>
           <w:bCs/>
           <w:sz w:val="22"/>
@@ -331,30 +635,82 @@
       </w:r>
       <w:r>
         <w:rPr>
-          <w:rFonts w:ascii="Calibri" w:cs="Calibri" w:eastAsia="Calibri" w:hAnsi="Calibri"/>
-          <w:sz w:val="22"/>
-          <w:szCs w:val="22"/>
-        </w:rPr>
-        <w:t xml:space="preserve">We are asking team members to be responsible with how they work with the PAs. Using them just as scribes is less effective — they are experts in assessment and treatment planning who should typically be doing at least an initial assessment independently, and at that time you have the option of doing other assessments, on your own. Note that using Scribeberry is expected to give you the same boost as having a PA who is merely doing your notes. Our philosophy is described here: </w:t>
-      </w:r>
-      <w:hyperlink w:history="1" r:id="rIdtwyok_xzu079nxbmugcpp">
+          <w:rFonts w:ascii="Calibri" w:eastAsia="Calibri" w:hAnsi="Calibri" w:cs="Calibri"/>
+          <w:sz w:val="22"/>
+          <w:szCs w:val="22"/>
+        </w:rPr>
+        <w:t xml:space="preserve">We are asking team members to be responsible with how they work with the PAs. Using them just as scribes is less effective — they are experts in assessment and treatment planning who should typically be doing at least an initial assessment independently, and at that time you have the option of doing other assessments, on your own. Note that using </w:t>
+      </w:r>
+      <w:proofErr w:type="spellStart"/>
+      <w:r>
+        <w:rPr>
+          <w:rFonts w:ascii="Calibri" w:eastAsia="Calibri" w:hAnsi="Calibri" w:cs="Calibri"/>
+          <w:sz w:val="22"/>
+          <w:szCs w:val="22"/>
+        </w:rPr>
+        <w:t>Scribeberry</w:t>
+      </w:r>
+      <w:proofErr w:type="spellEnd"/>
+      <w:r>
+        <w:rPr>
+          <w:rFonts w:ascii="Calibri" w:eastAsia="Calibri" w:hAnsi="Calibri" w:cs="Calibri"/>
+          <w:sz w:val="22"/>
+          <w:szCs w:val="22"/>
+        </w:rPr>
+        <w:t xml:space="preserve"> is expected to give you the same boost as having a PA who is merely doing your notes. Our philosophy is described here</w:t>
+      </w:r>
+      <w:r>
+        <w:rPr>
+          <w:rFonts w:ascii="Calibri" w:eastAsia="Calibri" w:hAnsi="Calibri" w:cs="Calibri"/>
+          <w:sz w:val="22"/>
+          <w:szCs w:val="22"/>
+        </w:rPr>
+        <w:t xml:space="preserve"> (password is “</w:t>
+      </w:r>
+      <w:proofErr w:type="gramStart"/>
+      <w:r>
+        <w:rPr>
+          <w:rFonts w:ascii="Calibri" w:eastAsia="Calibri" w:hAnsi="Calibri" w:cs="Calibri"/>
+          <w:sz w:val="22"/>
+          <w:szCs w:val="22"/>
+        </w:rPr>
+        <w:t>psychiatry”):</w:t>
+      </w:r>
+      <w:r>
+        <w:rPr>
+          <w:rFonts w:ascii="Calibri" w:eastAsia="Calibri" w:hAnsi="Calibri" w:cs="Calibri"/>
+          <w:sz w:val="22"/>
+          <w:szCs w:val="22"/>
+        </w:rPr>
+        <w:t>:</w:t>
+      </w:r>
+      <w:proofErr w:type="gramEnd"/>
+      <w:r>
+        <w:rPr>
+          <w:rFonts w:ascii="Calibri" w:eastAsia="Calibri" w:hAnsi="Calibri" w:cs="Calibri"/>
+          <w:sz w:val="22"/>
+          <w:szCs w:val="22"/>
+        </w:rPr>
+        <w:t xml:space="preserve"> </w:t>
+      </w:r>
+      <w:hyperlink r:id="rId16" w:history="1">
         <w:r>
           <w:rPr>
             <w:rStyle w:val="Hyperlink"/>
-            <w:rFonts w:ascii="Calibri" w:cs="Calibri" w:eastAsia="Calibri" w:hAnsi="Calibri"/>
+            <w:rFonts w:ascii="Calibri" w:eastAsia="Calibri" w:hAnsi="Calibri" w:cs="Calibri"/>
             <w:sz w:val="22"/>
             <w:szCs w:val="22"/>
           </w:rPr>
-          <w:t xml:space="preserve">Psychiatrists Working with Experienced Physician Assistants: Core Principles</w:t>
+          <w:t>Psychiatrists Working with Experienced Physician Assistants: Core Principles</w:t>
         </w:r>
       </w:hyperlink>
       <w:r>
         <w:rPr>
-          <w:rFonts w:ascii="Calibri" w:cs="Calibri" w:eastAsia="Calibri" w:hAnsi="Calibri"/>
-          <w:sz w:val="22"/>
-          <w:szCs w:val="22"/>
-        </w:rPr>
-        <w:t xml:space="preserve">.</w:t>
+          <w:rFonts w:ascii="Calibri" w:eastAsia="Calibri" w:hAnsi="Calibri" w:cs="Calibri"/>
+          <w:sz w:val="22"/>
+          <w:szCs w:val="22"/>
+        </w:rPr>
+        <w:t>.</w:t>
       </w:r>
     </w:p>
     <w:p>
@@ -368,7 +724,7 @@
       </w:pPr>
       <w:r>
         <w:rPr>
-          <w:rFonts w:ascii="Calibri" w:cs="Calibri" w:eastAsia="Calibri" w:hAnsi="Calibri"/>
+          <w:rFonts w:ascii="Calibri" w:eastAsia="Calibri" w:hAnsi="Calibri" w:cs="Calibri"/>
           <w:b/>
           <w:bCs/>
           <w:sz w:val="22"/>
@@ -379,34 +735,74 @@
       </w:r>
       <w:r>
         <w:rPr>
-          <w:rFonts w:ascii="Calibri" w:cs="Calibri" w:eastAsia="Calibri" w:hAnsi="Calibri"/>
+          <w:rFonts w:ascii="Calibri" w:eastAsia="Calibri" w:hAnsi="Calibri" w:cs="Calibri"/>
           <w:sz w:val="22"/>
           <w:szCs w:val="22"/>
           <w:highlight w:val="yellow"/>
         </w:rPr>
-        <w:t xml:space="preserve">Psychiatrists who have activated all of the computer programs above and completed the </w:t>
-      </w:r>
-      <w:hyperlink w:history="1" r:id="rIdy14nsgfc_kk4ii0sbucd4">
+        <w:t xml:space="preserve">Psychiatrists who have activated </w:t>
+      </w:r>
+      <w:proofErr w:type="gramStart"/>
+      <w:r>
+        <w:rPr>
+          <w:rFonts w:ascii="Calibri" w:eastAsia="Calibri" w:hAnsi="Calibri" w:cs="Calibri"/>
+          <w:sz w:val="22"/>
+          <w:szCs w:val="22"/>
+          <w:highlight w:val="yellow"/>
+        </w:rPr>
+        <w:t>all of</w:t>
+      </w:r>
+      <w:proofErr w:type="gramEnd"/>
+      <w:r>
+        <w:rPr>
+          <w:rFonts w:ascii="Calibri" w:eastAsia="Calibri" w:hAnsi="Calibri" w:cs="Calibri"/>
+          <w:sz w:val="22"/>
+          <w:szCs w:val="22"/>
+          <w:highlight w:val="yellow"/>
+        </w:rPr>
+        <w:t xml:space="preserve"> the computer programs above and completed the </w:t>
+      </w:r>
+      <w:hyperlink r:id="rId17" w:history="1">
         <w:r>
           <w:rPr>
             <w:rStyle w:val="Hyperlink"/>
-            <w:rFonts w:ascii="Calibri" w:cs="Calibri" w:eastAsia="Calibri" w:hAnsi="Calibri"/>
+            <w:rFonts w:ascii="Calibri" w:eastAsia="Calibri" w:hAnsi="Calibri" w:cs="Calibri"/>
             <w:b/>
             <w:sz w:val="22"/>
             <w:szCs w:val="22"/>
             <w:highlight w:val="yellow"/>
           </w:rPr>
-          <w:t xml:space="preserve">onboarding form</w:t>
+          <w:t>onboarding form</w:t>
         </w:r>
       </w:hyperlink>
       <w:r>
         <w:rPr>
-          <w:rFonts w:ascii="Calibri" w:cs="Calibri" w:eastAsia="Calibri" w:hAnsi="Calibri"/>
+          <w:rFonts w:ascii="Calibri" w:eastAsia="Calibri" w:hAnsi="Calibri" w:cs="Calibri"/>
           <w:sz w:val="22"/>
           <w:szCs w:val="22"/>
           <w:highlight w:val="yellow"/>
         </w:rPr>
-        <w:t xml:space="preserve"> acknowledging it will have first priority when we make the schedule.</w:t>
+        <w:t xml:space="preserve"> acknowledging it will have </w:t>
+      </w:r>
+      <w:proofErr w:type="gramStart"/>
+      <w:r>
+        <w:rPr>
+          <w:rFonts w:ascii="Calibri" w:eastAsia="Calibri" w:hAnsi="Calibri" w:cs="Calibri"/>
+          <w:sz w:val="22"/>
+          <w:szCs w:val="22"/>
+          <w:highlight w:val="yellow"/>
+        </w:rPr>
+        <w:t>first priority</w:t>
+      </w:r>
+      <w:proofErr w:type="gramEnd"/>
+      <w:r>
+        <w:rPr>
+          <w:rFonts w:ascii="Calibri" w:eastAsia="Calibri" w:hAnsi="Calibri" w:cs="Calibri"/>
+          <w:sz w:val="22"/>
+          <w:szCs w:val="22"/>
+          <w:highlight w:val="yellow"/>
+        </w:rPr>
+        <w:t xml:space="preserve"> when we make the schedule.</w:t>
       </w:r>
     </w:p>
     <w:p>
@@ -420,12 +816,75 @@
       </w:pPr>
       <w:r>
         <w:rPr>
+          <w:rFonts w:ascii="Calibri" w:eastAsia="Calibri" w:hAnsi="Calibri" w:cs="Calibri"/>
           <w:b/>
-        </w:rPr>
-        <w:t xml:space="preserve">Revisiting time requirement in the near future. </w:t>
-      </w:r>
-      <w:r>
-        <w:t>We will be revisiting the times that psychiatrists are available for direct assessment of patients while on service. We have found that having availability immediately after the morning handover meeting, and again at the end of the shift to help complete work that remains outstanding from the day shift, is most beneficial. We will keep you informed as we work to improve our processes.</w:t>
+          <w:sz w:val="22"/>
+          <w:szCs w:val="22"/>
+        </w:rPr>
+        <w:lastRenderedPageBreak/>
+        <w:t xml:space="preserve">Revisiting </w:t>
+      </w:r>
+      <w:r>
+        <w:rPr>
+          <w:rFonts w:ascii="Calibri" w:eastAsia="Calibri" w:hAnsi="Calibri" w:cs="Calibri"/>
+          <w:b/>
+          <w:sz w:val="22"/>
+          <w:szCs w:val="22"/>
+        </w:rPr>
+        <w:t xml:space="preserve">the PVCS </w:t>
+      </w:r>
+      <w:r>
+        <w:rPr>
+          <w:rFonts w:ascii="Calibri" w:eastAsia="Calibri" w:hAnsi="Calibri" w:cs="Calibri"/>
+          <w:b/>
+          <w:sz w:val="22"/>
+          <w:szCs w:val="22"/>
+        </w:rPr>
+        <w:t xml:space="preserve">time requirement </w:t>
+      </w:r>
+      <w:proofErr w:type="gramStart"/>
+      <w:r>
+        <w:rPr>
+          <w:rFonts w:ascii="Calibri" w:eastAsia="Calibri" w:hAnsi="Calibri" w:cs="Calibri"/>
+          <w:b/>
+          <w:sz w:val="22"/>
+          <w:szCs w:val="22"/>
+        </w:rPr>
+        <w:t>in the near future</w:t>
+      </w:r>
+      <w:proofErr w:type="gramEnd"/>
+      <w:r>
+        <w:rPr>
+          <w:rFonts w:ascii="Calibri" w:eastAsia="Calibri" w:hAnsi="Calibri" w:cs="Calibri"/>
+          <w:b/>
+          <w:sz w:val="22"/>
+          <w:szCs w:val="22"/>
+        </w:rPr>
+        <w:t xml:space="preserve">. </w:t>
+      </w:r>
+      <w:r>
+        <w:rPr>
+          <w:rFonts w:ascii="Calibri" w:eastAsia="Calibri" w:hAnsi="Calibri" w:cs="Calibri"/>
+          <w:sz w:val="22"/>
+          <w:szCs w:val="22"/>
+        </w:rPr>
+        <w:t xml:space="preserve">We will be revisiting the times that psychiatrists are available for direct assessment of patients while on service. We have found that having availability immediately after the morning handover meeting, and </w:t>
+      </w:r>
+      <w:r>
+        <w:rPr>
+          <w:rFonts w:ascii="Calibri" w:eastAsia="Calibri" w:hAnsi="Calibri" w:cs="Calibri"/>
+          <w:sz w:val="22"/>
+          <w:szCs w:val="22"/>
+        </w:rPr>
+        <w:t xml:space="preserve">then </w:t>
+      </w:r>
+      <w:r>
+        <w:rPr>
+          <w:rFonts w:ascii="Calibri" w:eastAsia="Calibri" w:hAnsi="Calibri" w:cs="Calibri"/>
+          <w:sz w:val="22"/>
+          <w:szCs w:val="22"/>
+        </w:rPr>
+        <w:t>again at the end of the shift to help complete work that remains outstanding from the day shift, is most beneficial. We will keep you informed as we work to improve our processes.</w:t>
       </w:r>
     </w:p>
     <w:p>
@@ -439,7 +898,7 @@
       </w:pPr>
       <w:r>
         <w:rPr>
-          <w:rFonts w:ascii="Calibri" w:cs="Calibri" w:eastAsia="Calibri" w:hAnsi="Calibri"/>
+          <w:rFonts w:ascii="Calibri" w:eastAsia="Calibri" w:hAnsi="Calibri" w:cs="Calibri"/>
           <w:b/>
           <w:bCs/>
           <w:sz w:val="22"/>
@@ -449,30 +908,30 @@
       </w:r>
       <w:r>
         <w:rPr>
-          <w:rFonts w:ascii="Calibri" w:cs="Calibri" w:eastAsia="Calibri" w:hAnsi="Calibri"/>
+          <w:rFonts w:ascii="Calibri" w:eastAsia="Calibri" w:hAnsi="Calibri" w:cs="Calibri"/>
           <w:sz w:val="22"/>
           <w:szCs w:val="22"/>
         </w:rPr>
         <w:t xml:space="preserve">Finally, please submit your requests using the request form we have made: </w:t>
       </w:r>
-      <w:hyperlink w:history="1" r:id="rIdzt0rl-vsnzu8f09qxhkwo">
+      <w:hyperlink r:id="rId18" w:history="1">
         <w:r>
           <w:rPr>
             <w:rStyle w:val="Hyperlink"/>
-            <w:rFonts w:ascii="Calibri" w:cs="Calibri" w:eastAsia="Calibri" w:hAnsi="Calibri"/>
+            <w:rFonts w:ascii="Calibri" w:eastAsia="Calibri" w:hAnsi="Calibri" w:cs="Calibri"/>
             <w:sz w:val="22"/>
             <w:szCs w:val="22"/>
           </w:rPr>
-          <w:t xml:space="preserve">PVCS Shift Request Form</w:t>
+          <w:t>PVCS Shift Request Form</w:t>
         </w:r>
       </w:hyperlink>
       <w:r>
         <w:rPr>
-          <w:rFonts w:ascii="Calibri" w:cs="Calibri" w:eastAsia="Calibri" w:hAnsi="Calibri"/>
-          <w:sz w:val="22"/>
-          <w:szCs w:val="22"/>
-        </w:rPr>
-        <w:t xml:space="preserve">. Those who can do 7 days at a stretch are given priority for those sections; then those who can do Monday–Friday; then those who can do a full weekend. We will then give the remaining shifts to those who prefer smaller increments.</w:t>
+          <w:rFonts w:ascii="Calibri" w:eastAsia="Calibri" w:hAnsi="Calibri" w:cs="Calibri"/>
+          <w:sz w:val="22"/>
+          <w:szCs w:val="22"/>
+        </w:rPr>
+        <w:t>. Those who can do 7 days at a stretch are given priority for those sections; then those who can do Monday–Friday; then those who can do a full weekend. We will then give the remaining shifts to those who prefer smaller increments.</w:t>
       </w:r>
     </w:p>
     <w:p>
@@ -486,12 +945,38 @@
       </w:pPr>
       <w:r>
         <w:rPr>
+          <w:rFonts w:ascii="Calibri" w:eastAsia="Calibri" w:hAnsi="Calibri" w:cs="Calibri"/>
           <w:b/>
+          <w:sz w:val="22"/>
+          <w:szCs w:val="22"/>
         </w:rPr>
         <w:t xml:space="preserve">Anticipated future scheduling periods. </w:t>
       </w:r>
       <w:r>
-        <w:t>We anticipate increasing the period of time over which we create schedules, for the next times we make requests, starting in November. The proposed scheduling periods will be November 8, 2026 - January 3, 2027; January 4, 2027 - June 27, 2027; June 28, 2027 - September 19, 2027; and September 19, 2027 - January 2, 2028. Details will be finalized before the next schedule requests are distributed (approximately late September).</w:t>
+        <w:rPr>
+          <w:rFonts w:ascii="Calibri" w:eastAsia="Calibri" w:hAnsi="Calibri" w:cs="Calibri"/>
+          <w:sz w:val="22"/>
+          <w:szCs w:val="22"/>
+        </w:rPr>
+        <w:t xml:space="preserve">We anticipate increasing the </w:t>
+      </w:r>
+      <w:proofErr w:type="gramStart"/>
+      <w:r>
+        <w:rPr>
+          <w:rFonts w:ascii="Calibri" w:eastAsia="Calibri" w:hAnsi="Calibri" w:cs="Calibri"/>
+          <w:sz w:val="22"/>
+          <w:szCs w:val="22"/>
+        </w:rPr>
+        <w:t>period of time</w:t>
+      </w:r>
+      <w:proofErr w:type="gramEnd"/>
+      <w:r>
+        <w:rPr>
+          <w:rFonts w:ascii="Calibri" w:eastAsia="Calibri" w:hAnsi="Calibri" w:cs="Calibri"/>
+          <w:sz w:val="22"/>
+          <w:szCs w:val="22"/>
+        </w:rPr>
+        <w:t xml:space="preserve"> over which we create schedules, for the next times we make requests, starting in November. The proposed scheduling periods will be November 8, 2026 - January 3, 2027; January 4, 2027 - June 27, 2027; June 28, 2027 - September 19, 2027; and September 19, 2027 - January 2, 2028. Details will be finalized before the next schedule requests are distributed (approximately late September).</w:t>
       </w:r>
     </w:p>
     <w:p>
@@ -500,7 +985,7 @@
       </w:pPr>
       <w:r>
         <w:rPr>
-          <w:rFonts w:ascii="Calibri" w:cs="Calibri" w:eastAsia="Calibri" w:hAnsi="Calibri"/>
+          <w:rFonts w:ascii="Calibri" w:eastAsia="Calibri" w:hAnsi="Calibri" w:cs="Calibri"/>
           <w:sz w:val="22"/>
           <w:szCs w:val="22"/>
         </w:rPr>
@@ -513,11 +998,11 @@
       </w:pPr>
       <w:r>
         <w:rPr>
-          <w:rFonts w:ascii="Calibri" w:cs="Calibri" w:eastAsia="Calibri" w:hAnsi="Calibri"/>
-          <w:sz w:val="22"/>
-          <w:szCs w:val="22"/>
-        </w:rPr>
-        <w:t xml:space="preserve">Best regards,</w:t>
+          <w:rFonts w:ascii="Calibri" w:eastAsia="Calibri" w:hAnsi="Calibri" w:cs="Calibri"/>
+          <w:sz w:val="22"/>
+          <w:szCs w:val="22"/>
+        </w:rPr>
+        <w:t>Best regards,</w:t>
       </w:r>
     </w:p>
     <w:p>
@@ -526,120 +1011,217 @@
       </w:pPr>
       <w:r>
         <w:rPr>
-          <w:rFonts w:ascii="Calibri" w:cs="Calibri" w:eastAsia="Calibri" w:hAnsi="Calibri"/>
+          <w:rFonts w:ascii="Calibri" w:eastAsia="Calibri" w:hAnsi="Calibri" w:cs="Calibri"/>
           <w:sz w:val="22"/>
           <w:szCs w:val="22"/>
         </w:rPr>
         <w:t>Michael Harrington MD, FRCPC (he/him)</w:t>
+      </w:r>
+      <w:r>
+        <w:rPr>
+          <w:rFonts w:ascii="Calibri" w:eastAsia="Calibri" w:hAnsi="Calibri" w:cs="Calibri"/>
+          <w:sz w:val="22"/>
+          <w:szCs w:val="22"/>
+        </w:rPr>
         <w:br/>
-        <w:t/>
+      </w:r>
+      <w:r>
+        <w:rPr>
+          <w:rFonts w:ascii="Calibri" w:eastAsia="Calibri" w:hAnsi="Calibri" w:cs="Calibri"/>
+          <w:sz w:val="22"/>
+          <w:szCs w:val="22"/>
+        </w:rPr>
         <w:br/>
         <w:t>Associate Professor</w:t>
+      </w:r>
+      <w:r>
+        <w:rPr>
+          <w:rFonts w:ascii="Calibri" w:eastAsia="Calibri" w:hAnsi="Calibri" w:cs="Calibri"/>
+          <w:sz w:val="22"/>
+          <w:szCs w:val="22"/>
+        </w:rPr>
         <w:br/>
         <w:t>PVCS Associate Medical Director</w:t>
+      </w:r>
+      <w:r>
+        <w:rPr>
+          <w:rFonts w:ascii="Calibri" w:eastAsia="Calibri" w:hAnsi="Calibri" w:cs="Calibri"/>
+          <w:sz w:val="22"/>
+          <w:szCs w:val="22"/>
+        </w:rPr>
         <w:br/>
         <w:t>Department of Psychiatry, Max Rady College of Medicine</w:t>
+      </w:r>
+      <w:r>
+        <w:rPr>
+          <w:rFonts w:ascii="Calibri" w:eastAsia="Calibri" w:hAnsi="Calibri" w:cs="Calibri"/>
+          <w:sz w:val="22"/>
+          <w:szCs w:val="22"/>
+        </w:rPr>
         <w:br/>
         <w:t>University of Manitoba | Rady Faculty of Health Sciences</w:t>
+      </w:r>
+      <w:r>
+        <w:rPr>
+          <w:rFonts w:ascii="Calibri" w:eastAsia="Calibri" w:hAnsi="Calibri" w:cs="Calibri"/>
+          <w:sz w:val="22"/>
+          <w:szCs w:val="22"/>
+        </w:rPr>
         <w:br/>
-        <w:t>ph: (204)787-3610</w:t>
+      </w:r>
+      <w:proofErr w:type="spellStart"/>
+      <w:r>
+        <w:rPr>
+          <w:rFonts w:ascii="Calibri" w:eastAsia="Calibri" w:hAnsi="Calibri" w:cs="Calibri"/>
+          <w:sz w:val="22"/>
+          <w:szCs w:val="22"/>
+        </w:rPr>
+        <w:t>ph</w:t>
+      </w:r>
+      <w:proofErr w:type="spellEnd"/>
+      <w:r>
+        <w:rPr>
+          <w:rFonts w:ascii="Calibri" w:eastAsia="Calibri" w:hAnsi="Calibri" w:cs="Calibri"/>
+          <w:sz w:val="22"/>
+          <w:szCs w:val="22"/>
+        </w:rPr>
+        <w:t>: (204)787-3610</w:t>
+      </w:r>
+      <w:r>
+        <w:rPr>
+          <w:rFonts w:ascii="Calibri" w:eastAsia="Calibri" w:hAnsi="Calibri" w:cs="Calibri"/>
+          <w:sz w:val="22"/>
+          <w:szCs w:val="22"/>
+        </w:rPr>
         <w:br/>
         <w:t>fax: (204)787-4879</w:t>
       </w:r>
     </w:p>
     <w:sectPr>
-      <w:pgSz w:w="12240" w:h="15840" w:orient="portrait"/>
+      <w:pgSz w:w="12240" w:h="15840"/>
       <w:pgMar w:top="1440" w:right="1440" w:bottom="1440" w:left="1440" w:header="708" w:footer="708" w:gutter="0"/>
-      <w:pgNumType/>
+      <w:cols w:space="720"/>
       <w:docGrid w:linePitch="360"/>
     </w:sectPr>
   </w:body>
 </w:document>
 </file>
 
-<file path=word/comments.xml><?xml version="1.0" encoding="utf-8"?>
-<w:comments xmlns:cx="http://schemas.microsoft.com/office/drawing/2014/chartex" xmlns:cx1="http://schemas.microsoft.com/office/drawing/2015/9/8/chartex" xmlns:cx2="http://schemas.microsoft.com/office/drawing/2015/10/21/chartex" xmlns:cx3="http://schemas.microsoft.com/office/drawing/2016/5/9/chartex" xmlns:cx4="http://schemas.microsoft.com/office/drawing/2016/5/10/chartex" xmlns:cx5="http://schemas.microsoft.com/office/drawing/2016/5/11/chartex" xmlns:cx6="http://schemas.microsoft.com/office/drawing/2016/5/12/chartex" xmlns:cx7="http://schemas.microsoft.com/office/drawing/2016/5/13/chartex" xmlns:cx8="http://schemas.microsoft.com/office/drawing/2016/5/14/chartex" xmlns:mc="http://schemas.openxmlformats.org/markup-compatibility/2006" xmlns:aink="http://schemas.microsoft.com/office/drawing/2016/ink" xmlns:am3d="http://schemas.microsoft.com/office/drawing/2017/model3d" xmlns:o="urn:schemas-microsoft-com:office:office" xmlns:r="http://schemas.openxmlformats.org/officeDocument/2006/relationships" xmlns:m="http://schemas.openxmlformats.org/officeDocument/2006/math" xmlns:v="urn:schemas-microsoft-com:vml" xmlns:wp14="http://schemas.microsoft.com/office/word/2010/wordprocessingDrawing" xmlns:wp="http://schemas.openxmlformats.org/drawingml/2006/wordprocessingDrawing" xmlns:w10="urn:schemas-microsoft-com:office:word" xmlns:w="http://schemas.openxmlformats.org/wordprocessingml/2006/main" xmlns:w14="http://schemas.microsoft.com/office/word/2010/wordml" xmlns:w15="http://schemas.microsoft.com/office/word/2012/wordml" xmlns:w16cex="http://schemas.microsoft.com/office/word/2018/wordml/cex" xmlns:w16cid="http://schemas.microsoft.com/office/word/2016/wordml/cid" xmlns:w16="http://schemas.microsoft.com/office/word/2018/wordml" xmlns:w16sdtdh="http://schemas.microsoft.com/office/word/2020/wordml/sdtdatahash" xmlns:w16se="http://schemas.microsoft.com/office/word/2015/wordml/symex" xmlns:wpg="http://schemas.microsoft.com/office/word/2010/wordprocessingGroup" xmlns:wpi="http://schemas.microsoft.com/office/word/2010/wordprocessingInk" xmlns:wne="http://schemas.microsoft.com/office/word/2006/wordml" xmlns:wps="http://schemas.microsoft.com/office/word/2010/wordprocessingShape"/>
-</file>
-
-<file path=word/endnotes.xml><?xml version="1.0" encoding="utf-8"?>
-<w:endnotes xmlns:wpc="http://schemas.microsoft.com/office/word/2010/wordprocessingCanvas" xmlns:mc="http://schemas.openxmlformats.org/markup-compatibility/2006" xmlns:o="urn:schemas-microsoft-com:office:office" xmlns:r="http://schemas.openxmlformats.org/officeDocument/2006/relationships" xmlns:m="http://schemas.openxmlformats.org/officeDocument/2006/math" xmlns:v="urn:schemas-microsoft-com:vml" xmlns:wp14="http://schemas.microsoft.com/office/word/2010/wordprocessingDrawing" xmlns:wp="http://schemas.openxmlformats.org/drawingml/2006/wordprocessingDrawing" xmlns:w10="urn:schemas-microsoft-com:office:word" xmlns:w="http://schemas.openxmlformats.org/wordprocessingml/2006/main" xmlns:w14="http://schemas.microsoft.com/office/word/2010/wordml" xmlns:w15="http://schemas.microsoft.com/office/word/2012/wordml" xmlns:wpg="http://schemas.microsoft.com/office/word/2010/wordprocessingGroup" xmlns:wpi="http://schemas.microsoft.com/office/word/2010/wordprocessingInk" xmlns:wne="http://schemas.microsoft.com/office/word/2006/wordml" xmlns:wps="http://schemas.microsoft.com/office/word/2010/wordprocessingShape" mc:Ignorable="w14 w15 wp14">
-  <w:endnote w:type="separator" w:id="-1">
-    <w:p>
-      <w:pPr>
-        <w:spacing w:after="0" w:line="240" w:lineRule="auto"/>
-      </w:pPr>
-      <w:r>
-        <w:rPr>
-          <w:rStyle w:val="EndnoteReference"/>
-        </w:rPr>
-        <w:endnoteRef/>
-      </w:r>
-      <w:r>
-        <w:separator/>
-      </w:r>
-    </w:p>
-  </w:endnote>
-  <w:endnote w:type="continuationSeparator" w:id="0">
-    <w:p>
-      <w:pPr>
-        <w:spacing w:after="0" w:line="240" w:lineRule="auto"/>
-      </w:pPr>
-      <w:r>
-        <w:rPr>
-          <w:rStyle w:val="EndnoteReference"/>
-        </w:rPr>
-        <w:endnoteRef/>
-      </w:r>
-      <w:r>
-        <w:continuationSeparator/>
-      </w:r>
-    </w:p>
-  </w:endnote>
-</w:endnotes>
-</file>
-
-<file path=word/footnotes.xml><?xml version="1.0" encoding="utf-8"?>
-<w:footnotes xmlns:wpc="http://schemas.microsoft.com/office/word/2010/wordprocessingCanvas" xmlns:mc="http://schemas.openxmlformats.org/markup-compatibility/2006" xmlns:o="urn:schemas-microsoft-com:office:office" xmlns:r="http://schemas.openxmlformats.org/officeDocument/2006/relationships" xmlns:m="http://schemas.openxmlformats.org/officeDocument/2006/math" xmlns:v="urn:schemas-microsoft-com:vml" xmlns:wp14="http://schemas.microsoft.com/office/word/2010/wordprocessingDrawing" xmlns:wp="http://schemas.openxmlformats.org/drawingml/2006/wordprocessingDrawing" xmlns:w10="urn:schemas-microsoft-com:office:word" xmlns:w="http://schemas.openxmlformats.org/wordprocessingml/2006/main" xmlns:w14="http://schemas.microsoft.com/office/word/2010/wordml" xmlns:w15="http://schemas.microsoft.com/office/word/2012/wordml" xmlns:wpg="http://schemas.microsoft.com/office/word/2010/wordprocessingGroup" xmlns:wpi="http://schemas.microsoft.com/office/word/2010/wordprocessingInk" xmlns:wne="http://schemas.microsoft.com/office/word/2006/wordml" xmlns:wps="http://schemas.microsoft.com/office/word/2010/wordprocessingShape" mc:Ignorable="w14 w15 wp14">
-  <w:footnote w:type="separator" w:id="-1">
-    <w:p>
-      <w:pPr>
-        <w:spacing w:after="0" w:line="240" w:lineRule="auto"/>
-      </w:pPr>
-      <w:r>
-        <w:rPr>
-          <w:rStyle w:val="FootnoteReference"/>
-        </w:rPr>
-        <w:footnoteRef/>
-      </w:r>
-      <w:r>
-        <w:separator/>
-      </w:r>
-    </w:p>
-  </w:footnote>
-  <w:footnote w:type="continuationSeparator" w:id="0">
-    <w:p>
-      <w:pPr>
-        <w:spacing w:after="0" w:line="240" w:lineRule="auto"/>
-      </w:pPr>
-      <w:r>
-        <w:rPr>
-          <w:rStyle w:val="FootnoteReference"/>
-        </w:rPr>
-        <w:footnoteRef/>
-      </w:r>
-      <w:r>
-        <w:continuationSeparator/>
-      </w:r>
-    </w:p>
-  </w:footnote>
-</w:footnotes>
-</file>
-
 <file path=word/numbering.xml><?xml version="1.0" encoding="utf-8"?>
-<w:numbering xmlns:wpc="http://schemas.microsoft.com/office/word/2010/wordprocessingCanvas" xmlns:mc="http://schemas.openxmlformats.org/markup-compatibility/2006" xmlns:o="urn:schemas-microsoft-com:office:office" xmlns:r="http://schemas.openxmlformats.org/officeDocument/2006/relationships" xmlns:m="http://schemas.openxmlformats.org/officeDocument/2006/math" xmlns:v="urn:schemas-microsoft-com:vml" xmlns:wp14="http://schemas.microsoft.com/office/word/2010/wordprocessingDrawing" xmlns:wp="http://schemas.openxmlformats.org/drawingml/2006/wordprocessingDrawing" xmlns:w10="urn:schemas-microsoft-com:office:word" xmlns:w="http://schemas.openxmlformats.org/wordprocessingml/2006/main" xmlns:w14="http://schemas.microsoft.com/office/word/2010/wordml" xmlns:w15="http://schemas.microsoft.com/office/word/2012/wordml" xmlns:wpg="http://schemas.microsoft.com/office/word/2010/wordprocessingGroup" xmlns:wpi="http://schemas.microsoft.com/office/word/2010/wordprocessingInk" xmlns:wne="http://schemas.microsoft.com/office/word/2006/wordml" xmlns:wps="http://schemas.microsoft.com/office/word/2010/wordprocessingShape" mc:Ignorable="w14 w15 wp14">
+<w:numbering xmlns:wpc="http://schemas.microsoft.com/office/word/2010/wordprocessingCanvas" xmlns:cx="http://schemas.microsoft.com/office/drawing/2014/chartex" xmlns:cx1="http://schemas.microsoft.com/office/drawing/2015/9/8/chartex" xmlns:cx2="http://schemas.microsoft.com/office/drawing/2015/10/21/chartex" xmlns:cx3="http://schemas.microsoft.com/office/drawing/2016/5/9/chartex" xmlns:cx4="http://schemas.microsoft.com/office/drawing/2016/5/10/chartex" xmlns:cx5="http://schemas.microsoft.com/office/drawing/2016/5/11/chartex" xmlns:cx6="http://schemas.microsoft.com/office/drawing/2016/5/12/chartex" xmlns:cx7="http://schemas.microsoft.com/office/drawing/2016/5/13/chartex" xmlns:cx8="http://schemas.microsoft.com/office/drawing/2016/5/14/chartex" xmlns:mc="http://schemas.openxmlformats.org/markup-compatibility/2006" xmlns:m="http://schemas.openxmlformats.org/officeDocument/2006/math" xmlns:aink="http://schemas.microsoft.com/office/drawing/2016/ink" xmlns:am3d="http://schemas.microsoft.com/office/drawing/2017/model3d" xmlns:oel="http://schemas.microsoft.com/office/2019/extlst" xmlns:r="http://schemas.openxmlformats.org/officeDocument/2006/relationships" xmlns:wp14="http://schemas.microsoft.com/office/word/2010/wordprocessingDrawing" xmlns:wp="http://schemas.openxmlformats.org/drawingml/2006/wordprocessingDrawing" xmlns:wpg="http://schemas.microsoft.com/office/word/2010/wordprocessingGroup" xmlns:wpi="http://schemas.microsoft.com/office/word/2010/wordprocessingInk" xmlns:wps="http://schemas.microsoft.com/office/word/2010/wordprocessingShape" xmlns:o="urn:schemas-microsoft-com:office:office" xmlns:v="urn:schemas-microsoft-com:vml" xmlns:w10="urn:schemas-microsoft-com:office:word" xmlns:w="http://schemas.openxmlformats.org/wordprocessingml/2006/main" xmlns:w14="http://schemas.microsoft.com/office/word/2010/wordml" xmlns:w15="http://schemas.microsoft.com/office/word/2012/wordml" xmlns:w16cei="http://schemas.microsoft.com/office/word/2026/wordml/cei" xmlns:w16cex="http://schemas.microsoft.com/office/word/2018/wordml/cex" xmlns:w16cid="http://schemas.microsoft.com/office/word/2016/wordml/cid" xmlns:w16="http://schemas.microsoft.com/office/word/2018/wordml" xmlns:w16sdtdh="http://schemas.microsoft.com/office/word/2020/wordml/sdtdatahash" xmlns:w16sdtfl="http://schemas.microsoft.com/office/word/2024/wordml/sdtformatlock" xmlns:w16se="http://schemas.microsoft.com/office/word/2015/wordml/symex" xmlns:w16du="http://schemas.microsoft.com/office/word/2023/wordml/word16du" xmlns:wne="http://schemas.microsoft.com/office/word/2006/wordml" mc:Ignorable="w14 w15 w16se w16cid w16 w16cex w16sdtdh w16sdtfl w16du wp14">
+  <w:abstractNum w:abstractNumId="0" w15:restartNumberingAfterBreak="0">
+    <w:nsid w:val="27C733A6"/>
+    <w:multiLevelType w:val="hybridMultilevel"/>
+    <w:tmpl w:val="2A542FF0"/>
+    <w:lvl w:ilvl="0" w:tplc="75AA8A64">
+      <w:start w:val="1"/>
+      <w:numFmt w:val="bullet"/>
+      <w:lvlText w:val="•"/>
+      <w:lvlJc w:val="left"/>
+      <w:pPr>
+        <w:ind w:left="1080" w:hanging="360"/>
+      </w:pPr>
+    </w:lvl>
+    <w:lvl w:ilvl="1" w:tplc="958A5AE8">
+      <w:numFmt w:val="decimal"/>
+      <w:lvlText w:val=""/>
+      <w:lvlJc w:val="left"/>
+    </w:lvl>
+    <w:lvl w:ilvl="2" w:tplc="0B8EBC88">
+      <w:numFmt w:val="decimal"/>
+      <w:lvlText w:val=""/>
+      <w:lvlJc w:val="left"/>
+    </w:lvl>
+    <w:lvl w:ilvl="3" w:tplc="24D8DD10">
+      <w:numFmt w:val="decimal"/>
+      <w:lvlText w:val=""/>
+      <w:lvlJc w:val="left"/>
+    </w:lvl>
+    <w:lvl w:ilvl="4" w:tplc="52DA0F32">
+      <w:numFmt w:val="decimal"/>
+      <w:lvlText w:val=""/>
+      <w:lvlJc w:val="left"/>
+    </w:lvl>
+    <w:lvl w:ilvl="5" w:tplc="46B4B89C">
+      <w:numFmt w:val="decimal"/>
+      <w:lvlText w:val=""/>
+      <w:lvlJc w:val="left"/>
+    </w:lvl>
+    <w:lvl w:ilvl="6" w:tplc="B9628E22">
+      <w:numFmt w:val="decimal"/>
+      <w:lvlText w:val=""/>
+      <w:lvlJc w:val="left"/>
+    </w:lvl>
+    <w:lvl w:ilvl="7" w:tplc="286ADA62">
+      <w:numFmt w:val="decimal"/>
+      <w:lvlText w:val=""/>
+      <w:lvlJc w:val="left"/>
+    </w:lvl>
+    <w:lvl w:ilvl="8" w:tplc="9E5473BE">
+      <w:numFmt w:val="decimal"/>
+      <w:lvlText w:val=""/>
+      <w:lvlJc w:val="left"/>
+    </w:lvl>
+  </w:abstractNum>
   <w:abstractNum w:abstractNumId="1" w15:restartNumberingAfterBreak="0">
+    <w:nsid w:val="3AF74C27"/>
     <w:multiLevelType w:val="hybridMultilevel"/>
-    <w:lvl w:ilvl="0" w15:tentative="1">
+    <w:tmpl w:val="5EBA74A0"/>
+    <w:lvl w:ilvl="0" w:tplc="96ACC652">
+      <w:start w:val="1"/>
+      <w:numFmt w:val="decimal"/>
+      <w:lvlText w:val="%1."/>
+      <w:lvlJc w:val="left"/>
+      <w:pPr>
+        <w:ind w:left="431" w:hanging="431"/>
+      </w:pPr>
+    </w:lvl>
+    <w:lvl w:ilvl="1" w:tplc="ACB66D4A">
+      <w:numFmt w:val="decimal"/>
+      <w:lvlText w:val=""/>
+      <w:lvlJc w:val="left"/>
+    </w:lvl>
+    <w:lvl w:ilvl="2" w:tplc="0C6AA15E">
+      <w:numFmt w:val="decimal"/>
+      <w:lvlText w:val=""/>
+      <w:lvlJc w:val="left"/>
+    </w:lvl>
+    <w:lvl w:ilvl="3" w:tplc="37563D54">
+      <w:numFmt w:val="decimal"/>
+      <w:lvlText w:val=""/>
+      <w:lvlJc w:val="left"/>
+    </w:lvl>
+    <w:lvl w:ilvl="4" w:tplc="17708C14">
+      <w:numFmt w:val="decimal"/>
+      <w:lvlText w:val=""/>
+      <w:lvlJc w:val="left"/>
+    </w:lvl>
+    <w:lvl w:ilvl="5" w:tplc="696CB29E">
+      <w:numFmt w:val="decimal"/>
+      <w:lvlText w:val=""/>
+      <w:lvlJc w:val="left"/>
+    </w:lvl>
+    <w:lvl w:ilvl="6" w:tplc="EE6C2DDA">
+      <w:numFmt w:val="decimal"/>
+      <w:lvlText w:val=""/>
+      <w:lvlJc w:val="left"/>
+    </w:lvl>
+    <w:lvl w:ilvl="7" w:tplc="8B829F70">
+      <w:numFmt w:val="decimal"/>
+      <w:lvlText w:val=""/>
+      <w:lvlJc w:val="left"/>
+    </w:lvl>
+    <w:lvl w:ilvl="8" w:tplc="1966DA16">
+      <w:numFmt w:val="decimal"/>
+      <w:lvlText w:val=""/>
+      <w:lvlJc w:val="left"/>
+    </w:lvl>
+  </w:abstractNum>
+  <w:abstractNum w:abstractNumId="2" w15:restartNumberingAfterBreak="0">
+    <w:nsid w:val="57104FD1"/>
+    <w:multiLevelType w:val="hybridMultilevel"/>
+    <w:tmpl w:val="79D8B582"/>
+    <w:lvl w:ilvl="0" w:tplc="EEEA34FA">
       <w:start w:val="1"/>
       <w:numFmt w:val="bullet"/>
       <w:lvlText w:val="●"/>
@@ -648,7 +1230,7 @@
         <w:ind w:left="720" w:hanging="360"/>
       </w:pPr>
     </w:lvl>
-    <w:lvl w:ilvl="1" w15:tentative="1">
+    <w:lvl w:ilvl="1" w:tplc="D1AA2016">
       <w:start w:val="1"/>
       <w:numFmt w:val="bullet"/>
       <w:lvlText w:val="○"/>
@@ -657,7 +1239,7 @@
         <w:ind w:left="1440" w:hanging="360"/>
       </w:pPr>
     </w:lvl>
-    <w:lvl w:ilvl="2" w15:tentative="1">
+    <w:lvl w:ilvl="2" w:tplc="3BFE0AAC">
       <w:start w:val="1"/>
       <w:numFmt w:val="bullet"/>
       <w:lvlText w:val="■"/>
@@ -666,7 +1248,7 @@
         <w:ind w:left="2160" w:hanging="360"/>
       </w:pPr>
     </w:lvl>
-    <w:lvl w:ilvl="3" w15:tentative="1">
+    <w:lvl w:ilvl="3" w:tplc="D99E17DC">
       <w:start w:val="1"/>
       <w:numFmt w:val="bullet"/>
       <w:lvlText w:val="●"/>
@@ -675,7 +1257,7 @@
         <w:ind w:left="2880" w:hanging="360"/>
       </w:pPr>
     </w:lvl>
-    <w:lvl w:ilvl="4" w15:tentative="1">
+    <w:lvl w:ilvl="4" w:tplc="A3A67E82">
       <w:start w:val="1"/>
       <w:numFmt w:val="bullet"/>
       <w:lvlText w:val="○"/>
@@ -684,7 +1266,7 @@
         <w:ind w:left="3600" w:hanging="360"/>
       </w:pPr>
     </w:lvl>
-    <w:lvl w:ilvl="5" w15:tentative="1">
+    <w:lvl w:ilvl="5" w:tplc="A2C29FA4">
       <w:start w:val="1"/>
       <w:numFmt w:val="bullet"/>
       <w:lvlText w:val="■"/>
@@ -693,7 +1275,7 @@
         <w:ind w:left="4320" w:hanging="360"/>
       </w:pPr>
     </w:lvl>
-    <w:lvl w:ilvl="6" w15:tentative="1">
+    <w:lvl w:ilvl="6" w:tplc="D8BC6404">
       <w:start w:val="1"/>
       <w:numFmt w:val="bullet"/>
       <w:lvlText w:val="●"/>
@@ -702,7 +1284,7 @@
         <w:ind w:left="5040" w:hanging="360"/>
       </w:pPr>
     </w:lvl>
-    <w:lvl w:ilvl="7" w15:tentative="1">
+    <w:lvl w:ilvl="7" w:tplc="5976562C">
       <w:start w:val="1"/>
       <w:numFmt w:val="bullet"/>
       <w:lvlText w:val="●"/>
@@ -711,7 +1293,7 @@
         <w:ind w:left="5760" w:hanging="360"/>
       </w:pPr>
     </w:lvl>
-    <w:lvl w:ilvl="8" w15:tentative="1">
+    <w:lvl w:ilvl="8" w:tplc="614AD502">
       <w:start w:val="1"/>
       <w:numFmt w:val="bullet"/>
       <w:lvlText w:val="●"/>
@@ -721,44 +1303,20 @@
       </w:pPr>
     </w:lvl>
   </w:abstractNum>
-  <w:abstractNum w:abstractNumId="2" w15:restartNumberingAfterBreak="0">
-    <w:multiLevelType w:val="hybridMultilevel"/>
-    <w:lvl w:ilvl="0" w15:tentative="1">
-      <w:start w:val="1"/>
-      <w:numFmt w:val="bullet"/>
-      <w:lvlText w:val="•"/>
-      <w:lvlJc w:val="left"/>
-      <w:pPr>
-        <w:ind w:left="1080" w:hanging="360"/>
-      </w:pPr>
-    </w:lvl>
-  </w:abstractNum>
-  <w:abstractNum w:abstractNumId="3" w15:restartNumberingAfterBreak="0">
-    <w:multiLevelType w:val="hybridMultilevel"/>
-    <w:lvl w:ilvl="0" w15:tentative="1">
-      <w:start w:val="1"/>
-      <w:numFmt w:val="decimal"/>
-      <w:lvlText w:val="%1."/>
-      <w:lvlJc w:val="left"/>
-      <w:pPr>
-        <w:ind w:left="431" w:hanging="431"/>
-      </w:pPr>
-    </w:lvl>
-  </w:abstractNum>
-  <w:num w:numId="1">
+  <w:num w:numId="1" w16cid:durableId="1626615384">
+    <w:abstractNumId w:val="2"/>
+    <w:lvlOverride w:ilvl="0">
+      <w:startOverride w:val="1"/>
+    </w:lvlOverride>
+  </w:num>
+  <w:num w:numId="2" w16cid:durableId="2094038009">
     <w:abstractNumId w:val="1"/>
     <w:lvlOverride w:ilvl="0">
       <w:startOverride w:val="1"/>
     </w:lvlOverride>
   </w:num>
-  <w:num w:numId="2">
-    <w:abstractNumId w:val="3"/>
-    <w:lvlOverride w:ilvl="0">
-      <w:startOverride w:val="1"/>
-    </w:lvlOverride>
-  </w:num>
-  <w:num w:numId="3">
-    <w:abstractNumId w:val="2"/>
+  <w:num w:numId="3" w16cid:durableId="1303774569">
+    <w:abstractNumId w:val="0"/>
     <w:lvlOverride w:ilvl="0">
       <w:startOverride w:val="1"/>
     </w:lvlOverride>
@@ -767,26 +1325,405 @@
 </file>
 
 <file path=word/styles.xml><?xml version="1.0" encoding="utf-8"?>
-<w:styles xmlns:mc="http://schemas.openxmlformats.org/markup-compatibility/2006" xmlns:r="http://schemas.openxmlformats.org/officeDocument/2006/relationships" xmlns:w="http://schemas.openxmlformats.org/wordprocessingml/2006/main" xmlns:w14="http://schemas.microsoft.com/office/word/2010/wordml" xmlns:w15="http://schemas.microsoft.com/office/word/2012/wordml" mc:Ignorable="w14 w15">
+<w:styles xmlns:mc="http://schemas.openxmlformats.org/markup-compatibility/2006" xmlns:r="http://schemas.openxmlformats.org/officeDocument/2006/relationships" xmlns:w="http://schemas.openxmlformats.org/wordprocessingml/2006/main" xmlns:w14="http://schemas.microsoft.com/office/word/2010/wordml" xmlns:w15="http://schemas.microsoft.com/office/word/2012/wordml" xmlns:w16cex="http://schemas.microsoft.com/office/word/2018/wordml/cex" xmlns:w16cid="http://schemas.microsoft.com/office/word/2016/wordml/cid" xmlns:w16="http://schemas.microsoft.com/office/word/2018/wordml" xmlns:w16sdtdh="http://schemas.microsoft.com/office/word/2020/wordml/sdtdatahash" xmlns:w16sdtfl="http://schemas.microsoft.com/office/word/2024/wordml/sdtformatlock" xmlns:w16se="http://schemas.microsoft.com/office/word/2015/wordml/symex" xmlns:w16du="http://schemas.microsoft.com/office/word/2023/wordml/word16du" mc:Ignorable="w14 w15 w16se w16cid w16 w16cex w16sdtdh w16sdtfl w16du">
   <w:docDefaults>
-    <w:rPrDefault/>
+    <w:rPrDefault>
+      <w:rPr>
+        <w:rFonts w:ascii="Times New Roman" w:eastAsia="Times New Roman" w:hAnsi="Times New Roman" w:cs="Times New Roman"/>
+        <w:lang w:val="en-CA" w:eastAsia="en-US" w:bidi="ar-SA"/>
+      </w:rPr>
+    </w:rPrDefault>
     <w:pPrDefault/>
   </w:docDefaults>
-  <w:style w:type="paragraph" w:styleId="Title">
-    <w:name w:val="Title"/>
-    <w:basedOn w:val="Normal"/>
-    <w:next w:val="Normal"/>
+  <w:latentStyles w:defLockedState="0" w:defUIPriority="99" w:defSemiHidden="0" w:defUnhideWhenUsed="0" w:defQFormat="0" w:count="376">
+    <w:lsdException w:name="Normal" w:uiPriority="0" w:qFormat="1"/>
+    <w:lsdException w:name="heading 1" w:uiPriority="9" w:qFormat="1"/>
+    <w:lsdException w:name="heading 2" w:semiHidden="1" w:uiPriority="9" w:unhideWhenUsed="1" w:qFormat="1"/>
+    <w:lsdException w:name="heading 3" w:semiHidden="1" w:uiPriority="9" w:unhideWhenUsed="1" w:qFormat="1"/>
+    <w:lsdException w:name="heading 4" w:semiHidden="1" w:uiPriority="9" w:unhideWhenUsed="1" w:qFormat="1"/>
+    <w:lsdException w:name="heading 5" w:semiHidden="1" w:uiPriority="9" w:unhideWhenUsed="1" w:qFormat="1"/>
+    <w:lsdException w:name="heading 6" w:semiHidden="1" w:uiPriority="9" w:unhideWhenUsed="1" w:qFormat="1"/>
+    <w:lsdException w:name="heading 7" w:semiHidden="1" w:uiPriority="9" w:unhideWhenUsed="1" w:qFormat="1"/>
+    <w:lsdException w:name="heading 8" w:semiHidden="1" w:uiPriority="9" w:unhideWhenUsed="1" w:qFormat="1"/>
+    <w:lsdException w:name="heading 9" w:semiHidden="1" w:uiPriority="9" w:unhideWhenUsed="1" w:qFormat="1"/>
+    <w:lsdException w:name="index 1" w:semiHidden="1" w:unhideWhenUsed="1"/>
+    <w:lsdException w:name="index 2" w:semiHidden="1" w:unhideWhenUsed="1"/>
+    <w:lsdException w:name="index 3" w:semiHidden="1" w:unhideWhenUsed="1"/>
+    <w:lsdException w:name="index 4" w:semiHidden="1" w:unhideWhenUsed="1"/>
+    <w:lsdException w:name="index 5" w:semiHidden="1" w:unhideWhenUsed="1"/>
+    <w:lsdException w:name="index 6" w:semiHidden="1" w:unhideWhenUsed="1"/>
+    <w:lsdException w:name="index 7" w:semiHidden="1" w:unhideWhenUsed="1"/>
+    <w:lsdException w:name="index 8" w:semiHidden="1" w:unhideWhenUsed="1"/>
+    <w:lsdException w:name="index 9" w:semiHidden="1" w:unhideWhenUsed="1"/>
+    <w:lsdException w:name="toc 1" w:semiHidden="1" w:uiPriority="39" w:unhideWhenUsed="1"/>
+    <w:lsdException w:name="toc 2" w:semiHidden="1" w:uiPriority="39" w:unhideWhenUsed="1"/>
+    <w:lsdException w:name="toc 3" w:semiHidden="1" w:uiPriority="39" w:unhideWhenUsed="1"/>
+    <w:lsdException w:name="toc 4" w:semiHidden="1" w:uiPriority="39" w:unhideWhenUsed="1"/>
+    <w:lsdException w:name="toc 5" w:semiHidden="1" w:uiPriority="39" w:unhideWhenUsed="1"/>
+    <w:lsdException w:name="toc 6" w:semiHidden="1" w:uiPriority="39" w:unhideWhenUsed="1"/>
+    <w:lsdException w:name="toc 7" w:semiHidden="1" w:uiPriority="39" w:unhideWhenUsed="1"/>
+    <w:lsdException w:name="toc 8" w:semiHidden="1" w:uiPriority="39" w:unhideWhenUsed="1"/>
+    <w:lsdException w:name="toc 9" w:semiHidden="1" w:uiPriority="39" w:unhideWhenUsed="1"/>
+    <w:lsdException w:name="Normal Indent" w:semiHidden="1" w:unhideWhenUsed="1"/>
+    <w:lsdException w:name="footnote text" w:semiHidden="1" w:unhideWhenUsed="1"/>
+    <w:lsdException w:name="annotation text" w:semiHidden="1" w:unhideWhenUsed="1"/>
+    <w:lsdException w:name="header" w:semiHidden="1" w:unhideWhenUsed="1"/>
+    <w:lsdException w:name="footer" w:semiHidden="1" w:unhideWhenUsed="1"/>
+    <w:lsdException w:name="index heading" w:semiHidden="1" w:unhideWhenUsed="1"/>
+    <w:lsdException w:name="caption" w:semiHidden="1" w:uiPriority="35" w:unhideWhenUsed="1" w:qFormat="1"/>
+    <w:lsdException w:name="table of figures" w:semiHidden="1" w:unhideWhenUsed="1"/>
+    <w:lsdException w:name="envelope address" w:semiHidden="1" w:unhideWhenUsed="1"/>
+    <w:lsdException w:name="envelope return" w:semiHidden="1" w:unhideWhenUsed="1"/>
+    <w:lsdException w:name="footnote reference" w:semiHidden="1" w:unhideWhenUsed="1"/>
+    <w:lsdException w:name="annotation reference" w:semiHidden="1" w:unhideWhenUsed="1"/>
+    <w:lsdException w:name="line number" w:semiHidden="1" w:unhideWhenUsed="1"/>
+    <w:lsdException w:name="page number" w:semiHidden="1" w:unhideWhenUsed="1"/>
+    <w:lsdException w:name="endnote reference" w:semiHidden="1" w:unhideWhenUsed="1"/>
+    <w:lsdException w:name="endnote text" w:semiHidden="1" w:unhideWhenUsed="1"/>
+    <w:lsdException w:name="table of authorities" w:semiHidden="1" w:unhideWhenUsed="1"/>
+    <w:lsdException w:name="macro" w:semiHidden="1" w:unhideWhenUsed="1"/>
+    <w:lsdException w:name="toa heading" w:semiHidden="1" w:unhideWhenUsed="1"/>
+    <w:lsdException w:name="List" w:semiHidden="1" w:unhideWhenUsed="1"/>
+    <w:lsdException w:name="List Bullet" w:semiHidden="1" w:unhideWhenUsed="1"/>
+    <w:lsdException w:name="List Number" w:semiHidden="1" w:unhideWhenUsed="1"/>
+    <w:lsdException w:name="List 2" w:semiHidden="1" w:unhideWhenUsed="1"/>
+    <w:lsdException w:name="List 3" w:semiHidden="1" w:unhideWhenUsed="1"/>
+    <w:lsdException w:name="List 4" w:semiHidden="1" w:unhideWhenUsed="1"/>
+    <w:lsdException w:name="List 5" w:semiHidden="1" w:unhideWhenUsed="1"/>
+    <w:lsdException w:name="List Bullet 2" w:semiHidden="1" w:unhideWhenUsed="1"/>
+    <w:lsdException w:name="List Bullet 3" w:semiHidden="1" w:unhideWhenUsed="1"/>
+    <w:lsdException w:name="List Bullet 4" w:semiHidden="1" w:unhideWhenUsed="1"/>
+    <w:lsdException w:name="List Bullet 5" w:semiHidden="1" w:unhideWhenUsed="1"/>
+    <w:lsdException w:name="List Number 2" w:semiHidden="1" w:unhideWhenUsed="1"/>
+    <w:lsdException w:name="List Number 3" w:semiHidden="1" w:unhideWhenUsed="1"/>
+    <w:lsdException w:name="List Number 4" w:semiHidden="1" w:unhideWhenUsed="1"/>
+    <w:lsdException w:name="List Number 5" w:semiHidden="1" w:unhideWhenUsed="1"/>
+    <w:lsdException w:name="Title" w:uiPriority="10" w:qFormat="1"/>
+    <w:lsdException w:name="Closing" w:semiHidden="1" w:unhideWhenUsed="1"/>
+    <w:lsdException w:name="Signature" w:semiHidden="1" w:unhideWhenUsed="1"/>
+    <w:lsdException w:name="Default Paragraph Font" w:semiHidden="1" w:uiPriority="1" w:unhideWhenUsed="1"/>
+    <w:lsdException w:name="Body Text" w:semiHidden="1" w:unhideWhenUsed="1"/>
+    <w:lsdException w:name="Body Text Indent" w:semiHidden="1" w:unhideWhenUsed="1"/>
+    <w:lsdException w:name="List Continue" w:semiHidden="1" w:unhideWhenUsed="1"/>
+    <w:lsdException w:name="List Continue 2" w:semiHidden="1" w:unhideWhenUsed="1"/>
+    <w:lsdException w:name="List Continue 3" w:semiHidden="1" w:unhideWhenUsed="1"/>
+    <w:lsdException w:name="List Continue 4" w:semiHidden="1" w:unhideWhenUsed="1"/>
+    <w:lsdException w:name="List Continue 5" w:semiHidden="1" w:unhideWhenUsed="1"/>
+    <w:lsdException w:name="Message Header" w:semiHidden="1" w:unhideWhenUsed="1"/>
+    <w:lsdException w:name="Subtitle" w:uiPriority="11" w:qFormat="1"/>
+    <w:lsdException w:name="Salutation" w:semiHidden="1" w:unhideWhenUsed="1"/>
+    <w:lsdException w:name="Date" w:semiHidden="1" w:unhideWhenUsed="1"/>
+    <w:lsdException w:name="Body Text First Indent" w:semiHidden="1" w:unhideWhenUsed="1"/>
+    <w:lsdException w:name="Body Text First Indent 2" w:semiHidden="1" w:unhideWhenUsed="1"/>
+    <w:lsdException w:name="Note Heading" w:semiHidden="1" w:unhideWhenUsed="1"/>
+    <w:lsdException w:name="Body Text 2" w:semiHidden="1" w:unhideWhenUsed="1"/>
+    <w:lsdException w:name="Body Text 3" w:semiHidden="1" w:unhideWhenUsed="1"/>
+    <w:lsdException w:name="Body Text Indent 2" w:semiHidden="1" w:unhideWhenUsed="1"/>
+    <w:lsdException w:name="Body Text Indent 3" w:semiHidden="1" w:unhideWhenUsed="1"/>
+    <w:lsdException w:name="Block Text" w:semiHidden="1" w:unhideWhenUsed="1"/>
+    <w:lsdException w:name="Hyperlink" w:semiHidden="1" w:unhideWhenUsed="1"/>
+    <w:lsdException w:name="FollowedHyperlink" w:semiHidden="1" w:unhideWhenUsed="1"/>
+    <w:lsdException w:name="Strong" w:uiPriority="22" w:qFormat="1"/>
+    <w:lsdException w:name="Emphasis" w:uiPriority="20" w:qFormat="1"/>
+    <w:lsdException w:name="Document Map" w:semiHidden="1" w:unhideWhenUsed="1"/>
+    <w:lsdException w:name="Plain Text" w:semiHidden="1" w:unhideWhenUsed="1"/>
+    <w:lsdException w:name="E-mail Signature" w:semiHidden="1" w:unhideWhenUsed="1"/>
+    <w:lsdException w:name="HTML Top of Form" w:semiHidden="1" w:unhideWhenUsed="1"/>
+    <w:lsdException w:name="HTML Bottom of Form" w:semiHidden="1" w:unhideWhenUsed="1"/>
+    <w:lsdException w:name="Normal (Web)" w:semiHidden="1" w:unhideWhenUsed="1"/>
+    <w:lsdException w:name="HTML Acronym" w:semiHidden="1" w:unhideWhenUsed="1"/>
+    <w:lsdException w:name="HTML Address" w:semiHidden="1" w:unhideWhenUsed="1"/>
+    <w:lsdException w:name="HTML Cite" w:semiHidden="1" w:unhideWhenUsed="1"/>
+    <w:lsdException w:name="HTML Code" w:semiHidden="1" w:unhideWhenUsed="1"/>
+    <w:lsdException w:name="HTML Definition" w:semiHidden="1" w:unhideWhenUsed="1"/>
+    <w:lsdException w:name="HTML Keyboard" w:semiHidden="1" w:unhideWhenUsed="1"/>
+    <w:lsdException w:name="HTML Preformatted" w:semiHidden="1" w:unhideWhenUsed="1"/>
+    <w:lsdException w:name="HTML Sample" w:semiHidden="1" w:unhideWhenUsed="1"/>
+    <w:lsdException w:name="HTML Typewriter" w:semiHidden="1" w:unhideWhenUsed="1"/>
+    <w:lsdException w:name="HTML Variable" w:semiHidden="1" w:unhideWhenUsed="1"/>
+    <w:lsdException w:name="Normal Table" w:semiHidden="1" w:unhideWhenUsed="1"/>
+    <w:lsdException w:name="annotation subject" w:semiHidden="1" w:unhideWhenUsed="1"/>
+    <w:lsdException w:name="No List" w:semiHidden="1" w:unhideWhenUsed="1"/>
+    <w:lsdException w:name="Outline List 1" w:semiHidden="1" w:unhideWhenUsed="1"/>
+    <w:lsdException w:name="Outline List 2" w:semiHidden="1" w:unhideWhenUsed="1"/>
+    <w:lsdException w:name="Outline List 3" w:semiHidden="1" w:unhideWhenUsed="1"/>
+    <w:lsdException w:name="Table Simple 1" w:semiHidden="1" w:unhideWhenUsed="1"/>
+    <w:lsdException w:name="Table Simple 2" w:semiHidden="1" w:unhideWhenUsed="1"/>
+    <w:lsdException w:name="Table Simple 3" w:semiHidden="1" w:unhideWhenUsed="1"/>
+    <w:lsdException w:name="Table Classic 1" w:semiHidden="1" w:unhideWhenUsed="1"/>
+    <w:lsdException w:name="Table Classic 2" w:semiHidden="1" w:unhideWhenUsed="1"/>
+    <w:lsdException w:name="Table Classic 3" w:semiHidden="1" w:unhideWhenUsed="1"/>
+    <w:lsdException w:name="Table Classic 4" w:semiHidden="1" w:unhideWhenUsed="1"/>
+    <w:lsdException w:name="Table Colorful 1" w:semiHidden="1" w:unhideWhenUsed="1"/>
+    <w:lsdException w:name="Table Colorful 2" w:semiHidden="1" w:unhideWhenUsed="1"/>
+    <w:lsdException w:name="Table Colorful 3" w:semiHidden="1" w:unhideWhenUsed="1"/>
+    <w:lsdException w:name="Table Columns 1" w:semiHidden="1" w:unhideWhenUsed="1"/>
+    <w:lsdException w:name="Table Columns 2" w:semiHidden="1" w:unhideWhenUsed="1"/>
+    <w:lsdException w:name="Table Columns 3" w:semiHidden="1" w:unhideWhenUsed="1"/>
+    <w:lsdException w:name="Table Columns 4" w:semiHidden="1" w:unhideWhenUsed="1"/>
+    <w:lsdException w:name="Table Columns 5" w:semiHidden="1" w:unhideWhenUsed="1"/>
+    <w:lsdException w:name="Table Grid 1" w:semiHidden="1" w:unhideWhenUsed="1"/>
+    <w:lsdException w:name="Table Grid 2" w:semiHidden="1" w:unhideWhenUsed="1"/>
+    <w:lsdException w:name="Table Grid 3" w:semiHidden="1" w:unhideWhenUsed="1"/>
+    <w:lsdException w:name="Table Grid 4" w:semiHidden="1" w:unhideWhenUsed="1"/>
+    <w:lsdException w:name="Table Grid 5" w:semiHidden="1" w:unhideWhenUsed="1"/>
+    <w:lsdException w:name="Table Grid 6" w:semiHidden="1" w:unhideWhenUsed="1"/>
+    <w:lsdException w:name="Table Grid 7" w:semiHidden="1" w:unhideWhenUsed="1"/>
+    <w:lsdException w:name="Table Grid 8" w:semiHidden="1" w:unhideWhenUsed="1"/>
+    <w:lsdException w:name="Table List 1" w:semiHidden="1" w:unhideWhenUsed="1"/>
+    <w:lsdException w:name="Table List 2" w:semiHidden="1" w:unhideWhenUsed="1"/>
+    <w:lsdException w:name="Table List 3" w:semiHidden="1" w:unhideWhenUsed="1"/>
+    <w:lsdException w:name="Table List 4" w:semiHidden="1" w:unhideWhenUsed="1"/>
+    <w:lsdException w:name="Table List 5" w:semiHidden="1" w:unhideWhenUsed="1"/>
+    <w:lsdException w:name="Table List 6" w:semiHidden="1" w:unhideWhenUsed="1"/>
+    <w:lsdException w:name="Table List 7" w:semiHidden="1" w:unhideWhenUsed="1"/>
+    <w:lsdException w:name="Table List 8" w:semiHidden="1" w:unhideWhenUsed="1"/>
+    <w:lsdException w:name="Table 3D effects 1" w:semiHidden="1" w:unhideWhenUsed="1"/>
+    <w:lsdException w:name="Table 3D effects 2" w:semiHidden="1" w:unhideWhenUsed="1"/>
+    <w:lsdException w:name="Table 3D effects 3" w:semiHidden="1" w:unhideWhenUsed="1"/>
+    <w:lsdException w:name="Table Contemporary" w:semiHidden="1" w:unhideWhenUsed="1"/>
+    <w:lsdException w:name="Table Elegant" w:semiHidden="1" w:unhideWhenUsed="1"/>
+    <w:lsdException w:name="Table Professional" w:semiHidden="1" w:unhideWhenUsed="1"/>
+    <w:lsdException w:name="Table Subtle 1" w:semiHidden="1" w:unhideWhenUsed="1"/>
+    <w:lsdException w:name="Table Subtle 2" w:semiHidden="1" w:unhideWhenUsed="1"/>
+    <w:lsdException w:name="Table Web 1" w:semiHidden="1" w:unhideWhenUsed="1"/>
+    <w:lsdException w:name="Table Web 2" w:semiHidden="1" w:unhideWhenUsed="1"/>
+    <w:lsdException w:name="Table Web 3" w:semiHidden="1" w:unhideWhenUsed="1"/>
+    <w:lsdException w:name="Balloon Text" w:semiHidden="1" w:unhideWhenUsed="1"/>
+    <w:lsdException w:name="Table Grid" w:uiPriority="39"/>
+    <w:lsdException w:name="Table Theme" w:semiHidden="1" w:unhideWhenUsed="1"/>
+    <w:lsdException w:name="Placeholder Text" w:semiHidden="1"/>
+    <w:lsdException w:name="No Spacing" w:uiPriority="1" w:qFormat="1"/>
+    <w:lsdException w:name="Light Shading" w:uiPriority="60"/>
+    <w:lsdException w:name="Light List" w:uiPriority="61"/>
+    <w:lsdException w:name="Light Grid" w:uiPriority="62"/>
+    <w:lsdException w:name="Medium Shading 1" w:uiPriority="63"/>
+    <w:lsdException w:name="Medium Shading 2" w:uiPriority="64"/>
+    <w:lsdException w:name="Medium List 1" w:uiPriority="65"/>
+    <w:lsdException w:name="Medium List 2" w:uiPriority="66"/>
+    <w:lsdException w:name="Medium Grid 1" w:uiPriority="67"/>
+    <w:lsdException w:name="Medium Grid 2" w:uiPriority="68"/>
+    <w:lsdException w:name="Medium Grid 3" w:uiPriority="69"/>
+    <w:lsdException w:name="Dark List" w:uiPriority="70"/>
+    <w:lsdException w:name="Colorful Shading" w:uiPriority="71"/>
+    <w:lsdException w:name="Colorful List" w:uiPriority="72"/>
+    <w:lsdException w:name="Colorful Grid" w:uiPriority="73"/>
+    <w:lsdException w:name="Light Shading Accent 1" w:uiPriority="60"/>
+    <w:lsdException w:name="Light List Accent 1" w:uiPriority="61"/>
+    <w:lsdException w:name="Light Grid Accent 1" w:uiPriority="62"/>
+    <w:lsdException w:name="Medium Shading 1 Accent 1" w:uiPriority="63"/>
+    <w:lsdException w:name="Medium Shading 2 Accent 1" w:uiPriority="64"/>
+    <w:lsdException w:name="Medium List 1 Accent 1" w:uiPriority="65"/>
+    <w:lsdException w:name="Revision" w:semiHidden="1"/>
+    <w:lsdException w:name="List Paragraph" w:uiPriority="34" w:qFormat="1"/>
+    <w:lsdException w:name="Quote" w:uiPriority="29" w:qFormat="1"/>
+    <w:lsdException w:name="Intense Quote" w:uiPriority="30" w:qFormat="1"/>
+    <w:lsdException w:name="Medium List 2 Accent 1" w:uiPriority="66"/>
+    <w:lsdException w:name="Medium Grid 1 Accent 1" w:uiPriority="67"/>
+    <w:lsdException w:name="Medium Grid 2 Accent 1" w:uiPriority="68"/>
+    <w:lsdException w:name="Medium Grid 3 Accent 1" w:uiPriority="69"/>
+    <w:lsdException w:name="Dark List Accent 1" w:uiPriority="70"/>
+    <w:lsdException w:name="Colorful Shading Accent 1" w:uiPriority="71"/>
+    <w:lsdException w:name="Colorful List Accent 1" w:uiPriority="72"/>
+    <w:lsdException w:name="Colorful Grid Accent 1" w:uiPriority="73"/>
+    <w:lsdException w:name="Light Shading Accent 2" w:uiPriority="60"/>
+    <w:lsdException w:name="Light List Accent 2" w:uiPriority="61"/>
+    <w:lsdException w:name="Light Grid Accent 2" w:uiPriority="62"/>
+    <w:lsdException w:name="Medium Shading 1 Accent 2" w:uiPriority="63"/>
+    <w:lsdException w:name="Medium Shading 2 Accent 2" w:uiPriority="64"/>
+    <w:lsdException w:name="Medium List 1 Accent 2" w:uiPriority="65"/>
+    <w:lsdException w:name="Medium List 2 Accent 2" w:uiPriority="66"/>
+    <w:lsdException w:name="Medium Grid 1 Accent 2" w:uiPriority="67"/>
+    <w:lsdException w:name="Medium Grid 2 Accent 2" w:uiPriority="68"/>
+    <w:lsdException w:name="Medium Grid 3 Accent 2" w:uiPriority="69"/>
+    <w:lsdException w:name="Dark List Accent 2" w:uiPriority="70"/>
+    <w:lsdException w:name="Colorful Shading Accent 2" w:uiPriority="71"/>
+    <w:lsdException w:name="Colorful List Accent 2" w:uiPriority="72"/>
+    <w:lsdException w:name="Colorful Grid Accent 2" w:uiPriority="73"/>
+    <w:lsdException w:name="Light Shading Accent 3" w:uiPriority="60"/>
+    <w:lsdException w:name="Light List Accent 3" w:uiPriority="61"/>
+    <w:lsdException w:name="Light Grid Accent 3" w:uiPriority="62"/>
+    <w:lsdException w:name="Medium Shading 1 Accent 3" w:uiPriority="63"/>
+    <w:lsdException w:name="Medium Shading 2 Accent 3" w:uiPriority="64"/>
+    <w:lsdException w:name="Medium List 1 Accent 3" w:uiPriority="65"/>
+    <w:lsdException w:name="Medium List 2 Accent 3" w:uiPriority="66"/>
+    <w:lsdException w:name="Medium Grid 1 Accent 3" w:uiPriority="67"/>
+    <w:lsdException w:name="Medium Grid 2 Accent 3" w:uiPriority="68"/>
+    <w:lsdException w:name="Medium Grid 3 Accent 3" w:uiPriority="69"/>
+    <w:lsdException w:name="Dark List Accent 3" w:uiPriority="70"/>
+    <w:lsdException w:name="Colorful Shading Accent 3" w:uiPriority="71"/>
+    <w:lsdException w:name="Colorful List Accent 3" w:uiPriority="72"/>
+    <w:lsdException w:name="Colorful Grid Accent 3" w:uiPriority="73"/>
+    <w:lsdException w:name="Light Shading Accent 4" w:uiPriority="60"/>
+    <w:lsdException w:name="Light List Accent 4" w:uiPriority="61"/>
+    <w:lsdException w:name="Light Grid Accent 4" w:uiPriority="62"/>
+    <w:lsdException w:name="Medium Shading 1 Accent 4" w:uiPriority="63"/>
+    <w:lsdException w:name="Medium Shading 2 Accent 4" w:uiPriority="64"/>
+    <w:lsdException w:name="Medium List 1 Accent 4" w:uiPriority="65"/>
+    <w:lsdException w:name="Medium List 2 Accent 4" w:uiPriority="66"/>
+    <w:lsdException w:name="Medium Grid 1 Accent 4" w:uiPriority="67"/>
+    <w:lsdException w:name="Medium Grid 2 Accent 4" w:uiPriority="68"/>
+    <w:lsdException w:name="Medium Grid 3 Accent 4" w:uiPriority="69"/>
+    <w:lsdException w:name="Dark List Accent 4" w:uiPriority="70"/>
+    <w:lsdException w:name="Colorful Shading Accent 4" w:uiPriority="71"/>
+    <w:lsdException w:name="Colorful List Accent 4" w:uiPriority="72"/>
+    <w:lsdException w:name="Colorful Grid Accent 4" w:uiPriority="73"/>
+    <w:lsdException w:name="Light Shading Accent 5" w:uiPriority="60"/>
+    <w:lsdException w:name="Light List Accent 5" w:uiPriority="61"/>
+    <w:lsdException w:name="Light Grid Accent 5" w:uiPriority="62"/>
+    <w:lsdException w:name="Medium Shading 1 Accent 5" w:uiPriority="63"/>
+    <w:lsdException w:name="Medium Shading 2 Accent 5" w:uiPriority="64"/>
+    <w:lsdException w:name="Medium List 1 Accent 5" w:uiPriority="65"/>
+    <w:lsdException w:name="Medium List 2 Accent 5" w:uiPriority="66"/>
+    <w:lsdException w:name="Medium Grid 1 Accent 5" w:uiPriority="67"/>
+    <w:lsdException w:name="Medium Grid 2 Accent 5" w:uiPriority="68"/>
+    <w:lsdException w:name="Medium Grid 3 Accent 5" w:uiPriority="69"/>
+    <w:lsdException w:name="Dark List Accent 5" w:uiPriority="70"/>
+    <w:lsdException w:name="Colorful Shading Accent 5" w:uiPriority="71"/>
+    <w:lsdException w:name="Colorful List Accent 5" w:uiPriority="72"/>
+    <w:lsdException w:name="Colorful Grid Accent 5" w:uiPriority="73"/>
+    <w:lsdException w:name="Light Shading Accent 6" w:uiPriority="60"/>
+    <w:lsdException w:name="Light List Accent 6" w:uiPriority="61"/>
+    <w:lsdException w:name="Light Grid Accent 6" w:uiPriority="62"/>
+    <w:lsdException w:name="Medium Shading 1 Accent 6" w:uiPriority="63"/>
+    <w:lsdException w:name="Medium Shading 2 Accent 6" w:uiPriority="64"/>
+    <w:lsdException w:name="Medium List 1 Accent 6" w:uiPriority="65"/>
+    <w:lsdException w:name="Medium List 2 Accent 6" w:uiPriority="66"/>
+    <w:lsdException w:name="Medium Grid 1 Accent 6" w:uiPriority="67"/>
+    <w:lsdException w:name="Medium Grid 2 Accent 6" w:uiPriority="68"/>
+    <w:lsdException w:name="Medium Grid 3 Accent 6" w:uiPriority="69"/>
+    <w:lsdException w:name="Dark List Accent 6" w:uiPriority="70"/>
+    <w:lsdException w:name="Colorful Shading Accent 6" w:uiPriority="71"/>
+    <w:lsdException w:name="Colorful List Accent 6" w:uiPriority="72"/>
+    <w:lsdException w:name="Colorful Grid Accent 6" w:uiPriority="73"/>
+    <w:lsdException w:name="Subtle Emphasis" w:uiPriority="19" w:qFormat="1"/>
+    <w:lsdException w:name="Intense Emphasis" w:uiPriority="21" w:qFormat="1"/>
+    <w:lsdException w:name="Subtle Reference" w:uiPriority="31" w:qFormat="1"/>
+    <w:lsdException w:name="Intense Reference" w:uiPriority="32" w:qFormat="1"/>
+    <w:lsdException w:name="Book Title" w:uiPriority="33" w:qFormat="1"/>
+    <w:lsdException w:name="Bibliography" w:semiHidden="1" w:uiPriority="37" w:unhideWhenUsed="1"/>
+    <w:lsdException w:name="TOC Heading" w:semiHidden="1" w:uiPriority="39" w:unhideWhenUsed="1" w:qFormat="1"/>
+    <w:lsdException w:name="Plain Table 1" w:uiPriority="41"/>
+    <w:lsdException w:name="Plain Table 2" w:uiPriority="42"/>
+    <w:lsdException w:name="Plain Table 3" w:uiPriority="43"/>
+    <w:lsdException w:name="Plain Table 4" w:uiPriority="44"/>
+    <w:lsdException w:name="Plain Table 5" w:uiPriority="45"/>
+    <w:lsdException w:name="Grid Table Light" w:uiPriority="40"/>
+    <w:lsdException w:name="Grid Table 1 Light" w:uiPriority="46"/>
+    <w:lsdException w:name="Grid Table 2" w:uiPriority="47"/>
+    <w:lsdException w:name="Grid Table 3" w:uiPriority="48"/>
+    <w:lsdException w:name="Grid Table 4" w:uiPriority="49"/>
+    <w:lsdException w:name="Grid Table 5 Dark" w:uiPriority="50"/>
+    <w:lsdException w:name="Grid Table 6 Colorful" w:uiPriority="51"/>
+    <w:lsdException w:name="Grid Table 7 Colorful" w:uiPriority="52"/>
+    <w:lsdException w:name="Grid Table 1 Light Accent 1" w:uiPriority="46"/>
+    <w:lsdException w:name="Grid Table 2 Accent 1" w:uiPriority="47"/>
+    <w:lsdException w:name="Grid Table 3 Accent 1" w:uiPriority="48"/>
+    <w:lsdException w:name="Grid Table 4 Accent 1" w:uiPriority="49"/>
+    <w:lsdException w:name="Grid Table 5 Dark Accent 1" w:uiPriority="50"/>
+    <w:lsdException w:name="Grid Table 6 Colorful Accent 1" w:uiPriority="51"/>
+    <w:lsdException w:name="Grid Table 7 Colorful Accent 1" w:uiPriority="52"/>
+    <w:lsdException w:name="Grid Table 1 Light Accent 2" w:uiPriority="46"/>
+    <w:lsdException w:name="Grid Table 2 Accent 2" w:uiPriority="47"/>
+    <w:lsdException w:name="Grid Table 3 Accent 2" w:uiPriority="48"/>
+    <w:lsdException w:name="Grid Table 4 Accent 2" w:uiPriority="49"/>
+    <w:lsdException w:name="Grid Table 5 Dark Accent 2" w:uiPriority="50"/>
+    <w:lsdException w:name="Grid Table 6 Colorful Accent 2" w:uiPriority="51"/>
+    <w:lsdException w:name="Grid Table 7 Colorful Accent 2" w:uiPriority="52"/>
+    <w:lsdException w:name="Grid Table 1 Light Accent 3" w:uiPriority="46"/>
+    <w:lsdException w:name="Grid Table 2 Accent 3" w:uiPriority="47"/>
+    <w:lsdException w:name="Grid Table 3 Accent 3" w:uiPriority="48"/>
+    <w:lsdException w:name="Grid Table 4 Accent 3" w:uiPriority="49"/>
+    <w:lsdException w:name="Grid Table 5 Dark Accent 3" w:uiPriority="50"/>
+    <w:lsdException w:name="Grid Table 6 Colorful Accent 3" w:uiPriority="51"/>
+    <w:lsdException w:name="Grid Table 7 Colorful Accent 3" w:uiPriority="52"/>
+    <w:lsdException w:name="Grid Table 1 Light Accent 4" w:uiPriority="46"/>
+    <w:lsdException w:name="Grid Table 2 Accent 4" w:uiPriority="47"/>
+    <w:lsdException w:name="Grid Table 3 Accent 4" w:uiPriority="48"/>
+    <w:lsdException w:name="Grid Table 4 Accent 4" w:uiPriority="49"/>
+    <w:lsdException w:name="Grid Table 5 Dark Accent 4" w:uiPriority="50"/>
+    <w:lsdException w:name="Grid Table 6 Colorful Accent 4" w:uiPriority="51"/>
+    <w:lsdException w:name="Grid Table 7 Colorful Accent 4" w:uiPriority="52"/>
+    <w:lsdException w:name="Grid Table 1 Light Accent 5" w:uiPriority="46"/>
+    <w:lsdException w:name="Grid Table 2 Accent 5" w:uiPriority="47"/>
+    <w:lsdException w:name="Grid Table 3 Accent 5" w:uiPriority="48"/>
+    <w:lsdException w:name="Grid Table 4 Accent 5" w:uiPriority="49"/>
+    <w:lsdException w:name="Grid Table 5 Dark Accent 5" w:uiPriority="50"/>
+    <w:lsdException w:name="Grid Table 6 Colorful Accent 5" w:uiPriority="51"/>
+    <w:lsdException w:name="Grid Table 7 Colorful Accent 5" w:uiPriority="52"/>
+    <w:lsdException w:name="Grid Table 1 Light Accent 6" w:uiPriority="46"/>
+    <w:lsdException w:name="Grid Table 2 Accent 6" w:uiPriority="47"/>
+    <w:lsdException w:name="Grid Table 3 Accent 6" w:uiPriority="48"/>
+    <w:lsdException w:name="Grid Table 4 Accent 6" w:uiPriority="49"/>
+    <w:lsdException w:name="Grid Table 5 Dark Accent 6" w:uiPriority="50"/>
+    <w:lsdException w:name="Grid Table 6 Colorful Accent 6" w:uiPriority="51"/>
+    <w:lsdException w:name="Grid Table 7 Colorful Accent 6" w:uiPriority="52"/>
+    <w:lsdException w:name="List Table 1 Light" w:uiPriority="46"/>
+    <w:lsdException w:name="List Table 2" w:uiPriority="47"/>
+    <w:lsdException w:name="List Table 3" w:uiPriority="48"/>
+    <w:lsdException w:name="List Table 4" w:uiPriority="49"/>
+    <w:lsdException w:name="List Table 5 Dark" w:uiPriority="50"/>
+    <w:lsdException w:name="List Table 6 Colorful" w:uiPriority="51"/>
+    <w:lsdException w:name="List Table 7 Colorful" w:uiPriority="52"/>
+    <w:lsdException w:name="List Table 1 Light Accent 1" w:uiPriority="46"/>
+    <w:lsdException w:name="List Table 2 Accent 1" w:uiPriority="47"/>
+    <w:lsdException w:name="List Table 3 Accent 1" w:uiPriority="48"/>
+    <w:lsdException w:name="List Table 4 Accent 1" w:uiPriority="49"/>
+    <w:lsdException w:name="List Table 5 Dark Accent 1" w:uiPriority="50"/>
+    <w:lsdException w:name="List Table 6 Colorful Accent 1" w:uiPriority="51"/>
+    <w:lsdException w:name="List Table 7 Colorful Accent 1" w:uiPriority="52"/>
+    <w:lsdException w:name="List Table 1 Light Accent 2" w:uiPriority="46"/>
+    <w:lsdException w:name="List Table 2 Accent 2" w:uiPriority="47"/>
+    <w:lsdException w:name="List Table 3 Accent 2" w:uiPriority="48"/>
+    <w:lsdException w:name="List Table 4 Accent 2" w:uiPriority="49"/>
+    <w:lsdException w:name="List Table 5 Dark Accent 2" w:uiPriority="50"/>
+    <w:lsdException w:name="List Table 6 Colorful Accent 2" w:uiPriority="51"/>
+    <w:lsdException w:name="List Table 7 Colorful Accent 2" w:uiPriority="52"/>
+    <w:lsdException w:name="List Table 1 Light Accent 3" w:uiPriority="46"/>
+    <w:lsdException w:name="List Table 2 Accent 3" w:uiPriority="47"/>
+    <w:lsdException w:name="List Table 3 Accent 3" w:uiPriority="48"/>
+    <w:lsdException w:name="List Table 4 Accent 3" w:uiPriority="49"/>
+    <w:lsdException w:name="List Table 5 Dark Accent 3" w:uiPriority="50"/>
+    <w:lsdException w:name="List Table 6 Colorful Accent 3" w:uiPriority="51"/>
+    <w:lsdException w:name="List Table 7 Colorful Accent 3" w:uiPriority="52"/>
+    <w:lsdException w:name="List Table 1 Light Accent 4" w:uiPriority="46"/>
+    <w:lsdException w:name="List Table 2 Accent 4" w:uiPriority="47"/>
+    <w:lsdException w:name="List Table 3 Accent 4" w:uiPriority="48"/>
+    <w:lsdException w:name="List Table 4 Accent 4" w:uiPriority="49"/>
+    <w:lsdException w:name="List Table 5 Dark Accent 4" w:uiPriority="50"/>
+    <w:lsdException w:name="List Table 6 Colorful Accent 4" w:uiPriority="51"/>
+    <w:lsdException w:name="List Table 7 Colorful Accent 4" w:uiPriority="52"/>
+    <w:lsdException w:name="List Table 1 Light Accent 5" w:uiPriority="46"/>
+    <w:lsdException w:name="List Table 2 Accent 5" w:uiPriority="47"/>
+    <w:lsdException w:name="List Table 3 Accent 5" w:uiPriority="48"/>
+    <w:lsdException w:name="List Table 4 Accent 5" w:uiPriority="49"/>
+    <w:lsdException w:name="List Table 5 Dark Accent 5" w:uiPriority="50"/>
+    <w:lsdException w:name="List Table 6 Colorful Accent 5" w:uiPriority="51"/>
+    <w:lsdException w:name="List Table 7 Colorful Accent 5" w:uiPriority="52"/>
+    <w:lsdException w:name="List Table 1 Light Accent 6" w:uiPriority="46"/>
+    <w:lsdException w:name="List Table 2 Accent 6" w:uiPriority="47"/>
+    <w:lsdException w:name="List Table 3 Accent 6" w:uiPriority="48"/>
+    <w:lsdException w:name="List Table 4 Accent 6" w:uiPriority="49"/>
+    <w:lsdException w:name="List Table 5 Dark Accent 6" w:uiPriority="50"/>
+    <w:lsdException w:name="List Table 6 Colorful Accent 6" w:uiPriority="51"/>
+    <w:lsdException w:name="List Table 7 Colorful Accent 6" w:uiPriority="52"/>
+    <w:lsdException w:name="Mention" w:semiHidden="1" w:unhideWhenUsed="1"/>
+    <w:lsdException w:name="Smart Hyperlink" w:semiHidden="1" w:unhideWhenUsed="1"/>
+    <w:lsdException w:name="Hashtag" w:semiHidden="1" w:unhideWhenUsed="1"/>
+    <w:lsdException w:name="Unresolved Mention" w:semiHidden="1" w:unhideWhenUsed="1"/>
+    <w:lsdException w:name="Smart Link" w:semiHidden="1" w:unhideWhenUsed="1"/>
+  </w:latentStyles>
+  <w:style w:type="paragraph" w:default="1" w:styleId="Normal">
+    <w:name w:val="Normal"/>
     <w:qFormat/>
-    <w:rPr>
-      <w:sz w:val="56"/>
-      <w:szCs w:val="56"/>
-    </w:rPr>
   </w:style>
   <w:style w:type="paragraph" w:styleId="Heading1">
-    <w:name w:val="Heading 1"/>
-    <w:basedOn w:val="Normal"/>
-    <w:next w:val="Normal"/>
+    <w:name w:val="heading 1"/>
+    <w:uiPriority w:val="9"/>
     <w:qFormat/>
+    <w:pPr>
+      <w:outlineLvl w:val="0"/>
+    </w:pPr>
     <w:rPr>
       <w:color w:val="2E74B5"/>
       <w:sz w:val="32"/>
@@ -794,10 +1731,14 @@
     </w:rPr>
   </w:style>
   <w:style w:type="paragraph" w:styleId="Heading2">
-    <w:name w:val="Heading 2"/>
-    <w:basedOn w:val="Normal"/>
-    <w:next w:val="Normal"/>
+    <w:name w:val="heading 2"/>
+    <w:uiPriority w:val="9"/>
+    <w:semiHidden/>
+    <w:unhideWhenUsed/>
     <w:qFormat/>
+    <w:pPr>
+      <w:outlineLvl w:val="1"/>
+    </w:pPr>
     <w:rPr>
       <w:color w:val="2E74B5"/>
       <w:sz w:val="26"/>
@@ -805,10 +1746,14 @@
     </w:rPr>
   </w:style>
   <w:style w:type="paragraph" w:styleId="Heading3">
-    <w:name w:val="Heading 3"/>
-    <w:basedOn w:val="Normal"/>
-    <w:next w:val="Normal"/>
+    <w:name w:val="heading 3"/>
+    <w:uiPriority w:val="9"/>
+    <w:semiHidden/>
+    <w:unhideWhenUsed/>
     <w:qFormat/>
+    <w:pPr>
+      <w:outlineLvl w:val="2"/>
+    </w:pPr>
     <w:rPr>
       <w:color w:val="1F4D78"/>
       <w:sz w:val="24"/>
@@ -816,10 +1761,14 @@
     </w:rPr>
   </w:style>
   <w:style w:type="paragraph" w:styleId="Heading4">
-    <w:name w:val="Heading 4"/>
-    <w:basedOn w:val="Normal"/>
-    <w:next w:val="Normal"/>
+    <w:name w:val="heading 4"/>
+    <w:uiPriority w:val="9"/>
+    <w:semiHidden/>
+    <w:unhideWhenUsed/>
     <w:qFormat/>
+    <w:pPr>
+      <w:outlineLvl w:val="3"/>
+    </w:pPr>
     <w:rPr>
       <w:i/>
       <w:iCs/>
@@ -827,27 +1776,69 @@
     </w:rPr>
   </w:style>
   <w:style w:type="paragraph" w:styleId="Heading5">
-    <w:name w:val="Heading 5"/>
-    <w:basedOn w:val="Normal"/>
-    <w:next w:val="Normal"/>
+    <w:name w:val="heading 5"/>
+    <w:uiPriority w:val="9"/>
+    <w:semiHidden/>
+    <w:unhideWhenUsed/>
     <w:qFormat/>
+    <w:pPr>
+      <w:outlineLvl w:val="4"/>
+    </w:pPr>
     <w:rPr>
       <w:color w:val="2E74B5"/>
     </w:rPr>
   </w:style>
   <w:style w:type="paragraph" w:styleId="Heading6">
-    <w:name w:val="Heading 6"/>
-    <w:basedOn w:val="Normal"/>
-    <w:next w:val="Normal"/>
+    <w:name w:val="heading 6"/>
+    <w:uiPriority w:val="9"/>
+    <w:semiHidden/>
+    <w:unhideWhenUsed/>
     <w:qFormat/>
+    <w:pPr>
+      <w:outlineLvl w:val="5"/>
+    </w:pPr>
     <w:rPr>
       <w:color w:val="1F4D78"/>
     </w:rPr>
   </w:style>
-  <w:style w:type="paragraph" w:styleId="Strong">
-    <w:name w:val="Strong"/>
-    <w:basedOn w:val="Normal"/>
-    <w:next w:val="Normal"/>
+  <w:style w:type="character" w:default="1" w:styleId="DefaultParagraphFont">
+    <w:name w:val="Default Paragraph Font"/>
+    <w:uiPriority w:val="1"/>
+    <w:semiHidden/>
+    <w:unhideWhenUsed/>
+  </w:style>
+  <w:style w:type="table" w:default="1" w:styleId="TableNormal">
+    <w:name w:val="Normal Table"/>
+    <w:uiPriority w:val="99"/>
+    <w:semiHidden/>
+    <w:unhideWhenUsed/>
+    <w:tblPr>
+      <w:tblInd w:w="0" w:type="dxa"/>
+      <w:tblCellMar>
+        <w:top w:w="0" w:type="dxa"/>
+        <w:left w:w="108" w:type="dxa"/>
+        <w:bottom w:w="0" w:type="dxa"/>
+        <w:right w:w="108" w:type="dxa"/>
+      </w:tblCellMar>
+    </w:tblPr>
+  </w:style>
+  <w:style w:type="numbering" w:default="1" w:styleId="NoList">
+    <w:name w:val="No List"/>
+    <w:uiPriority w:val="99"/>
+    <w:semiHidden/>
+    <w:unhideWhenUsed/>
+  </w:style>
+  <w:style w:type="paragraph" w:styleId="Title">
+    <w:name w:val="Title"/>
+    <w:uiPriority w:val="10"/>
+    <w:qFormat/>
+    <w:rPr>
+      <w:sz w:val="56"/>
+      <w:szCs w:val="56"/>
+    </w:rPr>
+  </w:style>
+  <w:style w:type="paragraph" w:customStyle="1" w:styleId="Strong1">
+    <w:name w:val="Strong1"/>
     <w:qFormat/>
     <w:rPr>
       <w:b/>
@@ -856,12 +1847,10 @@
   </w:style>
   <w:style w:type="paragraph" w:styleId="ListParagraph">
     <w:name w:val="List Paragraph"/>
-    <w:basedOn w:val="Normal"/>
     <w:qFormat/>
   </w:style>
   <w:style w:type="character" w:styleId="Hyperlink">
     <w:name w:val="Hyperlink"/>
-    <w:basedOn w:val="DefaultParagraphFont"/>
     <w:uiPriority w:val="99"/>
     <w:unhideWhenUsed/>
     <w:rPr>
@@ -871,7 +1860,6 @@
   </w:style>
   <w:style w:type="character" w:styleId="FootnoteReference">
     <w:name w:val="footnote reference"/>
-    <w:basedOn w:val="DefaultParagraphFont"/>
     <w:uiPriority w:val="99"/>
     <w:semiHidden/>
     <w:unhideWhenUsed/>
@@ -881,22 +1869,13 @@
   </w:style>
   <w:style w:type="paragraph" w:styleId="FootnoteText">
     <w:name w:val="footnote text"/>
-    <w:basedOn w:val="Normal"/>
     <w:link w:val="FootnoteTextChar"/>
     <w:uiPriority w:val="99"/>
     <w:semiHidden/>
     <w:unhideWhenUsed/>
-    <w:pPr>
-      <w:spacing w:after="0" w:line="240" w:lineRule="auto"/>
-    </w:pPr>
-    <w:rPr>
-      <w:sz w:val="20"/>
-      <w:szCs w:val="20"/>
-    </w:rPr>
   </w:style>
-  <w:style w:type="character" w:styleId="FootnoteTextChar">
+  <w:style w:type="character" w:customStyle="1" w:styleId="FootnoteTextChar">
     <w:name w:val="Footnote Text Char"/>
-    <w:basedOn w:val="DefaultParagraphFont"/>
     <w:link w:val="FootnoteText"/>
     <w:uiPriority w:val="99"/>
     <w:semiHidden/>
@@ -908,7 +1887,6 @@
   </w:style>
   <w:style w:type="character" w:styleId="EndnoteReference">
     <w:name w:val="endnote reference"/>
-    <w:basedOn w:val="DefaultParagraphFont"/>
     <w:uiPriority w:val="99"/>
     <w:semiHidden/>
     <w:unhideWhenUsed/>
@@ -918,22 +1896,13 @@
   </w:style>
   <w:style w:type="paragraph" w:styleId="EndnoteText">
     <w:name w:val="endnote text"/>
-    <w:basedOn w:val="Normal"/>
     <w:link w:val="EndnoteTextChar"/>
     <w:uiPriority w:val="99"/>
     <w:semiHidden/>
     <w:unhideWhenUsed/>
-    <w:pPr>
-      <w:spacing w:after="0" w:line="240" w:lineRule="auto"/>
-    </w:pPr>
-    <w:rPr>
-      <w:sz w:val="20"/>
-      <w:szCs w:val="20"/>
-    </w:rPr>
   </w:style>
-  <w:style w:type="character" w:styleId="EndnoteTextChar">
+  <w:style w:type="character" w:customStyle="1" w:styleId="EndnoteTextChar">
     <w:name w:val="Endnote Text Char"/>
-    <w:basedOn w:val="DefaultParagraphFont"/>
     <w:link w:val="EndnoteText"/>
     <w:uiPriority w:val="99"/>
     <w:semiHidden/>
@@ -944,4 +1913,319 @@
     </w:rPr>
   </w:style>
 </w:styles>
+</file>
+
+<file path=word/theme/theme1.xml><?xml version="1.0" encoding="utf-8"?>
+<a:theme xmlns:a="http://schemas.openxmlformats.org/drawingml/2006/main" name="Office Theme">
+  <a:themeElements>
+    <a:clrScheme name="Office">
+      <a:dk1>
+        <a:sysClr val="windowText" lastClr="000000"/>
+      </a:dk1>
+      <a:lt1>
+        <a:sysClr val="window" lastClr="FFFFFF"/>
+      </a:lt1>
+      <a:dk2>
+        <a:srgbClr val="0E2841"/>
+      </a:dk2>
+      <a:lt2>
+        <a:srgbClr val="E8E8E8"/>
+      </a:lt2>
+      <a:accent1>
+        <a:srgbClr val="156082"/>
+      </a:accent1>
+      <a:accent2>
+        <a:srgbClr val="E97132"/>
+      </a:accent2>
+      <a:accent3>
+        <a:srgbClr val="196B24"/>
+      </a:accent3>
+      <a:accent4>
+        <a:srgbClr val="0F9ED5"/>
+      </a:accent4>
+      <a:accent5>
+        <a:srgbClr val="A02B93"/>
+      </a:accent5>
+      <a:accent6>
+        <a:srgbClr val="4EA72E"/>
+      </a:accent6>
+      <a:hlink>
+        <a:srgbClr val="467886"/>
+      </a:hlink>
+      <a:folHlink>
+        <a:srgbClr val="96607D"/>
+      </a:folHlink>
+    </a:clrScheme>
+    <a:fontScheme name="Office">
+      <a:majorFont>
+        <a:latin typeface="Aptos Display" panose="02110004020202020204"/>
+        <a:ea typeface=""/>
+        <a:cs typeface=""/>
+        <a:font script="Jpan" typeface="游ゴシック Light"/>
+        <a:font script="Hang" typeface="맑은 고딕"/>
+        <a:font script="Hans" typeface="等线 Light"/>
+        <a:font script="Hant" typeface="新細明體"/>
+        <a:font script="Arab" typeface="Times New Roman"/>
+        <a:font script="Hebr" typeface="Times New Roman"/>
+        <a:font script="Thai" typeface="Angsana New"/>
+        <a:font script="Ethi" typeface="Nyala"/>
+        <a:font script="Beng" typeface="Vrinda"/>
+        <a:font script="Gujr" typeface="Shruti"/>
+        <a:font script="Khmr" typeface="MoolBoran"/>
+        <a:font script="Knda" typeface="Tunga"/>
+        <a:font script="Guru" typeface="Raavi"/>
+        <a:font script="Cans" typeface="Euphemia"/>
+        <a:font script="Cher" typeface="Plantagenet Cherokee"/>
+        <a:font script="Yiii" typeface="Microsoft Yi Baiti"/>
+        <a:font script="Tibt" typeface="Microsoft Himalaya"/>
+        <a:font script="Thaa" typeface="MV Boli"/>
+        <a:font script="Deva" typeface="Mangal"/>
+        <a:font script="Telu" typeface="Gautami"/>
+        <a:font script="Taml" typeface="Latha"/>
+        <a:font script="Syrc" typeface="Estrangelo Edessa"/>
+        <a:font script="Orya" typeface="Kalinga"/>
+        <a:font script="Mlym" typeface="Kartika"/>
+        <a:font script="Laoo" typeface="DokChampa"/>
+        <a:font script="Sinh" typeface="Iskoola Pota"/>
+        <a:font script="Mong" typeface="Mongolian Baiti"/>
+        <a:font script="Viet" typeface="Times New Roman"/>
+        <a:font script="Uigh" typeface="Microsoft Uighur"/>
+        <a:font script="Geor" typeface="Sylfaen"/>
+        <a:font script="Armn" typeface="Arial"/>
+        <a:font script="Bugi" typeface="Leelawadee UI"/>
+        <a:font script="Bopo" typeface="Microsoft JhengHei"/>
+        <a:font script="Java" typeface="Javanese Text"/>
+        <a:font script="Lisu" typeface="Segoe UI"/>
+        <a:font script="Mymr" typeface="Myanmar Text"/>
+        <a:font script="Nkoo" typeface="Ebrima"/>
+        <a:font script="Olck" typeface="Nirmala UI"/>
+        <a:font script="Osma" typeface="Ebrima"/>
+        <a:font script="Phag" typeface="Phagspa"/>
+        <a:font script="Syrn" typeface="Estrangelo Edessa"/>
+        <a:font script="Syrj" typeface="Estrangelo Edessa"/>
+        <a:font script="Syre" typeface="Estrangelo Edessa"/>
+        <a:font script="Sora" typeface="Nirmala UI"/>
+        <a:font script="Tale" typeface="Microsoft Tai Le"/>
+        <a:font script="Talu" typeface="Microsoft New Tai Lue"/>
+        <a:font script="Tfng" typeface="Ebrima"/>
+      </a:majorFont>
+      <a:minorFont>
+        <a:latin typeface="Aptos" panose="02110004020202020204"/>
+        <a:ea typeface=""/>
+        <a:cs typeface=""/>
+        <a:font script="Jpan" typeface="游明朝"/>
+        <a:font script="Hang" typeface="맑은 고딕"/>
+        <a:font script="Hans" typeface="等线"/>
+        <a:font script="Hant" typeface="新細明體"/>
+        <a:font script="Arab" typeface="Arial"/>
+        <a:font script="Hebr" typeface="Arial"/>
+        <a:font script="Thai" typeface="Cordia New"/>
+        <a:font script="Ethi" typeface="Nyala"/>
+        <a:font script="Beng" typeface="Vrinda"/>
+        <a:font script="Gujr" typeface="Shruti"/>
+        <a:font script="Khmr" typeface="DaunPenh"/>
+        <a:font script="Knda" typeface="Tunga"/>
+        <a:font script="Guru" typeface="Raavi"/>
+        <a:font script="Cans" typeface="Euphemia"/>
+        <a:font script="Cher" typeface="Plantagenet Cherokee"/>
+        <a:font script="Yiii" typeface="Microsoft Yi Baiti"/>
+        <a:font script="Tibt" typeface="Microsoft Himalaya"/>
+        <a:font script="Thaa" typeface="MV Boli"/>
+        <a:font script="Deva" typeface="Mangal"/>
+        <a:font script="Telu" typeface="Gautami"/>
+        <a:font script="Taml" typeface="Latha"/>
+        <a:font script="Syrc" typeface="Estrangelo Edessa"/>
+        <a:font script="Orya" typeface="Kalinga"/>
+        <a:font script="Mlym" typeface="Kartika"/>
+        <a:font script="Laoo" typeface="DokChampa"/>
+        <a:font script="Sinh" typeface="Iskoola Pota"/>
+        <a:font script="Mong" typeface="Mongolian Baiti"/>
+        <a:font script="Viet" typeface="Arial"/>
+        <a:font script="Uigh" typeface="Microsoft Uighur"/>
+        <a:font script="Geor" typeface="Sylfaen"/>
+        <a:font script="Armn" typeface="Arial"/>
+        <a:font script="Bugi" typeface="Leelawadee UI"/>
+        <a:font script="Bopo" typeface="Microsoft JhengHei"/>
+        <a:font script="Java" typeface="Javanese Text"/>
+        <a:font script="Lisu" typeface="Segoe UI"/>
+        <a:font script="Mymr" typeface="Myanmar Text"/>
+        <a:font script="Nkoo" typeface="Ebrima"/>
+        <a:font script="Olck" typeface="Nirmala UI"/>
+        <a:font script="Osma" typeface="Ebrima"/>
+        <a:font script="Phag" typeface="Phagspa"/>
+        <a:font script="Syrn" typeface="Estrangelo Edessa"/>
+        <a:font script="Syrj" typeface="Estrangelo Edessa"/>
+        <a:font script="Syre" typeface="Estrangelo Edessa"/>
+        <a:font script="Sora" typeface="Nirmala UI"/>
+        <a:font script="Tale" typeface="Microsoft Tai Le"/>
+        <a:font script="Talu" typeface="Microsoft New Tai Lue"/>
+        <a:font script="Tfng" typeface="Ebrima"/>
+      </a:minorFont>
+    </a:fontScheme>
+    <a:fmtScheme name="Office">
+      <a:fillStyleLst>
+        <a:solidFill>
+          <a:schemeClr val="phClr"/>
+        </a:solidFill>
+        <a:gradFill rotWithShape="1">
+          <a:gsLst>
+            <a:gs pos="0">
+              <a:schemeClr val="phClr">
+                <a:lumMod val="110000"/>
+                <a:satMod val="105000"/>
+                <a:tint val="67000"/>
+              </a:schemeClr>
+            </a:gs>
+            <a:gs pos="50000">
+              <a:schemeClr val="phClr">
+                <a:lumMod val="105000"/>
+                <a:satMod val="103000"/>
+                <a:tint val="73000"/>
+              </a:schemeClr>
+            </a:gs>
+            <a:gs pos="100000">
+              <a:schemeClr val="phClr">
+                <a:lumMod val="105000"/>
+                <a:satMod val="109000"/>
+                <a:tint val="81000"/>
+              </a:schemeClr>
+            </a:gs>
+          </a:gsLst>
+          <a:lin ang="5400000" scaled="0"/>
+        </a:gradFill>
+        <a:gradFill rotWithShape="1">
+          <a:gsLst>
+            <a:gs pos="0">
+              <a:schemeClr val="phClr">
+                <a:satMod val="103000"/>
+                <a:lumMod val="102000"/>
+                <a:tint val="94000"/>
+              </a:schemeClr>
+            </a:gs>
+            <a:gs pos="50000">
+              <a:schemeClr val="phClr">
+                <a:satMod val="110000"/>
+                <a:lumMod val="100000"/>
+                <a:shade val="100000"/>
+              </a:schemeClr>
+            </a:gs>
+            <a:gs pos="100000">
+              <a:schemeClr val="phClr">
+                <a:lumMod val="99000"/>
+                <a:satMod val="120000"/>
+                <a:shade val="78000"/>
+              </a:schemeClr>
+            </a:gs>
+          </a:gsLst>
+          <a:lin ang="5400000" scaled="0"/>
+        </a:gradFill>
+      </a:fillStyleLst>
+      <a:lnStyleLst>
+        <a:ln w="12700" cap="flat" cmpd="sng" algn="ctr">
+          <a:solidFill>
+            <a:schemeClr val="phClr"/>
+          </a:solidFill>
+          <a:prstDash val="solid"/>
+          <a:miter lim="800000"/>
+        </a:ln>
+        <a:ln w="19050" cap="flat" cmpd="sng" algn="ctr">
+          <a:solidFill>
+            <a:schemeClr val="phClr"/>
+          </a:solidFill>
+          <a:prstDash val="solid"/>
+          <a:miter lim="800000"/>
+        </a:ln>
+        <a:ln w="25400" cap="flat" cmpd="sng" algn="ctr">
+          <a:solidFill>
+            <a:schemeClr val="phClr"/>
+          </a:solidFill>
+          <a:prstDash val="solid"/>
+          <a:miter lim="800000"/>
+        </a:ln>
+      </a:lnStyleLst>
+      <a:effectStyleLst>
+        <a:effectStyle>
+          <a:effectLst/>
+        </a:effectStyle>
+        <a:effectStyle>
+          <a:effectLst/>
+        </a:effectStyle>
+        <a:effectStyle>
+          <a:effectLst>
+            <a:outerShdw blurRad="57150" dist="19050" dir="5400000" algn="ctr" rotWithShape="0">
+              <a:srgbClr val="000000">
+                <a:alpha val="63000"/>
+              </a:srgbClr>
+            </a:outerShdw>
+          </a:effectLst>
+        </a:effectStyle>
+      </a:effectStyleLst>
+      <a:bgFillStyleLst>
+        <a:solidFill>
+          <a:schemeClr val="phClr"/>
+        </a:solidFill>
+        <a:solidFill>
+          <a:schemeClr val="phClr">
+            <a:tint val="95000"/>
+            <a:satMod val="170000"/>
+          </a:schemeClr>
+        </a:solidFill>
+        <a:gradFill rotWithShape="1">
+          <a:gsLst>
+            <a:gs pos="0">
+              <a:schemeClr val="phClr">
+                <a:tint val="93000"/>
+                <a:satMod val="150000"/>
+                <a:shade val="98000"/>
+                <a:lumMod val="102000"/>
+              </a:schemeClr>
+            </a:gs>
+            <a:gs pos="50000">
+              <a:schemeClr val="phClr">
+                <a:tint val="98000"/>
+                <a:satMod val="130000"/>
+                <a:shade val="90000"/>
+                <a:lumMod val="103000"/>
+              </a:schemeClr>
+            </a:gs>
+            <a:gs pos="100000">
+              <a:schemeClr val="phClr">
+                <a:shade val="63000"/>
+                <a:satMod val="120000"/>
+              </a:schemeClr>
+            </a:gs>
+          </a:gsLst>
+          <a:lin ang="5400000" scaled="0"/>
+        </a:gradFill>
+      </a:bgFillStyleLst>
+    </a:fmtScheme>
+  </a:themeElements>
+  <a:objectDefaults>
+    <a:lnDef>
+      <a:spPr/>
+      <a:bodyPr/>
+      <a:lstStyle/>
+      <a:style>
+        <a:lnRef idx="2">
+          <a:schemeClr val="accent1"/>
+        </a:lnRef>
+        <a:fillRef idx="0">
+          <a:schemeClr val="accent1"/>
+        </a:fillRef>
+        <a:effectRef idx="1">
+          <a:schemeClr val="accent1"/>
+        </a:effectRef>
+        <a:fontRef idx="minor">
+          <a:schemeClr val="tx1"/>
+        </a:fontRef>
+      </a:style>
+    </a:lnDef>
+  </a:objectDefaults>
+  <a:extraClrSchemeLst/>
+  <a:extLst>
+    <a:ext uri="{05A4C25C-085E-4340-85A3-A5531E510DB2}">
+      <thm15:themeFamily xmlns:thm15="http://schemas.microsoft.com/office/thememl/2012/main" name="Office Theme" id="{2E142A2C-CD16-42D6-873A-C26D2A0506FA}" vid="{1BDDFF52-6CD6-40A5-AB3C-68EB2F1E4D0A}"/>
+    </a:ext>
+  </a:extLst>
+</a:theme>
 </file>